--- a/templates/article-format.docx
+++ b/templates/article-format.docx
@@ -255,15 +255,10 @@
           <w:szCs w:val="24"/>
           <w:lang w:eastAsia="zh-TW"/>
         </w:rPr>
-        <w:t>範例。字體為微軟正黑體，字號 12pt，首行縮排兩字元，行距 1.2 倍，對齊方式為左右對齊。</w:t>
-      </w:r>
-    </w:p>
-    <w:p>
-      <w:pPr>
-        <w:pStyle w:val="1"/>
-        <w:spacing w:before="0" w:line="276" w:lineRule="auto"/>
-        <w:ind w:left="0" w:firstLineChars="200" w:firstLine="476"/>
-        <w:jc w:val="both"/>
+        <w:t>範例。字體為微軟正黑體，字號 12pt，首行</w:t>
+      </w:r>
+      <w:proofErr w:type="gramStart"/>
+      <w:r>
         <w:rPr>
           <w:rFonts w:ascii="微軟正黑體" w:eastAsia="微軟正黑體" w:hAnsi="微軟正黑體" w:cs="新細明體"/>
           <w:i w:val="0"/>
@@ -274,6 +269,67 @@
           <w:szCs w:val="24"/>
           <w:lang w:eastAsia="zh-TW"/>
         </w:rPr>
+        <w:t>縮排兩字元</w:t>
+      </w:r>
+      <w:proofErr w:type="gramEnd"/>
+      <w:r>
+        <w:rPr>
+          <w:rFonts w:ascii="微軟正黑體" w:eastAsia="微軟正黑體" w:hAnsi="微軟正黑體" w:cs="新細明體"/>
+          <w:i w:val="0"/>
+          <w:iCs w:val="0"/>
+          <w:color w:val="000000" w:themeColor="text1"/>
+          <w:spacing w:val="-2"/>
+          <w:sz w:val="24"/>
+          <w:szCs w:val="24"/>
+          <w:lang w:eastAsia="zh-TW"/>
+        </w:rPr>
+        <w:t xml:space="preserve">，行距 1.2 </w:t>
+      </w:r>
+      <w:proofErr w:type="gramStart"/>
+      <w:r>
+        <w:rPr>
+          <w:rFonts w:ascii="微軟正黑體" w:eastAsia="微軟正黑體" w:hAnsi="微軟正黑體" w:cs="新細明體"/>
+          <w:i w:val="0"/>
+          <w:iCs w:val="0"/>
+          <w:color w:val="000000" w:themeColor="text1"/>
+          <w:spacing w:val="-2"/>
+          <w:sz w:val="24"/>
+          <w:szCs w:val="24"/>
+          <w:lang w:eastAsia="zh-TW"/>
+        </w:rPr>
+        <w:t>倍</w:t>
+      </w:r>
+      <w:proofErr w:type="gramEnd"/>
+      <w:r>
+        <w:rPr>
+          <w:rFonts w:ascii="微軟正黑體" w:eastAsia="微軟正黑體" w:hAnsi="微軟正黑體" w:cs="新細明體"/>
+          <w:i w:val="0"/>
+          <w:iCs w:val="0"/>
+          <w:color w:val="000000" w:themeColor="text1"/>
+          <w:spacing w:val="-2"/>
+          <w:sz w:val="24"/>
+          <w:szCs w:val="24"/>
+          <w:lang w:eastAsia="zh-TW"/>
+        </w:rPr>
+        <w:t>，對齊方式為左右對齊。</w:t>
+      </w:r>
+    </w:p>
+    <w:p>
+      <w:pPr>
+        <w:pStyle w:val="1"/>
+        <w:spacing w:before="0" w:line="276" w:lineRule="auto"/>
+        <w:ind w:left="0" w:firstLineChars="200" w:firstLine="476"/>
+        <w:jc w:val="both"/>
+        <w:rPr>
+          <w:rFonts w:ascii="微軟正黑體" w:eastAsia="微軟正黑體" w:hAnsi="微軟正黑體" w:cs="新細明體"/>
+          <w:i w:val="0"/>
+          <w:iCs w:val="0"/>
+          <w:color w:val="000000" w:themeColor="text1"/>
+          <w:spacing w:val="-2"/>
+          <w:sz w:val="24"/>
+          <w:szCs w:val="24"/>
+          <w:lang w:eastAsia="zh-TW"/>
+        </w:rPr>
       </w:pPr>
     </w:p>
     <w:p>
@@ -328,7 +384,55 @@
           <w:szCs w:val="24"/>
           <w:lang w:eastAsia="zh-TW"/>
         </w:rPr>
-        <w:t>這是內文範例。字體為微軟正黑體，字號 12pt，首行縮排兩字元，行距 1.2 倍，對齊方式為左右對齊。</w:t>
+        <w:t>這是內文範例。字體為微軟正黑體，字號 12pt，首行</w:t>
+      </w:r>
+      <w:proofErr w:type="gramStart"/>
+      <w:r>
+        <w:rPr>
+          <w:rFonts w:ascii="微軟正黑體" w:eastAsia="微軟正黑體" w:hAnsi="微軟正黑體" w:hint="eastAsia"/>
+          <w:bCs/>
+          <w:color w:val="000000"/>
+          <w:sz w:val="24"/>
+          <w:szCs w:val="24"/>
+          <w:lang w:eastAsia="zh-TW"/>
+        </w:rPr>
+        <w:t>縮排兩字元</w:t>
+      </w:r>
+      <w:proofErr w:type="gramEnd"/>
+      <w:r>
+        <w:rPr>
+          <w:rFonts w:ascii="微軟正黑體" w:eastAsia="微軟正黑體" w:hAnsi="微軟正黑體" w:hint="eastAsia"/>
+          <w:bCs/>
+          <w:color w:val="000000"/>
+          <w:sz w:val="24"/>
+          <w:szCs w:val="24"/>
+          <w:lang w:eastAsia="zh-TW"/>
+        </w:rPr>
+        <w:t xml:space="preserve">，行距 1.2 </w:t>
+      </w:r>
+      <w:proofErr w:type="gramStart"/>
+      <w:r>
+        <w:rPr>
+          <w:rFonts w:ascii="微軟正黑體" w:eastAsia="微軟正黑體" w:hAnsi="微軟正黑體" w:hint="eastAsia"/>
+          <w:bCs/>
+          <w:color w:val="000000"/>
+          <w:sz w:val="24"/>
+          <w:szCs w:val="24"/>
+          <w:lang w:eastAsia="zh-TW"/>
+        </w:rPr>
+        <w:t>倍</w:t>
+      </w:r>
+      <w:proofErr w:type="gramEnd"/>
+      <w:r>
+        <w:rPr>
+          <w:rFonts w:ascii="微軟正黑體" w:eastAsia="微軟正黑體" w:hAnsi="微軟正黑體" w:hint="eastAsia"/>
+          <w:bCs/>
+          <w:color w:val="000000"/>
+          <w:sz w:val="24"/>
+          <w:szCs w:val="24"/>
+          <w:lang w:eastAsia="zh-TW"/>
+        </w:rPr>
+        <w:t>，對齊方式為左右對齊。</w:t>
       </w:r>
     </w:p>
     <w:bookmarkEnd w:id="1"/>
@@ -384,7 +488,55 @@
           <w:szCs w:val="24"/>
           <w:lang w:eastAsia="zh-TW"/>
         </w:rPr>
-        <w:t>這是內文範例。字體為微軟正黑體，字號 12pt，首行縮排兩字元，行距 1.2 倍，對齊方式為左右對齊。</w:t>
+        <w:t>這是內文範例。字體為微軟正黑體，字號 12pt，首行</w:t>
+      </w:r>
+      <w:proofErr w:type="gramStart"/>
+      <w:r>
+        <w:rPr>
+          <w:rFonts w:ascii="微軟正黑體" w:eastAsia="微軟正黑體" w:hAnsi="微軟正黑體" w:hint="eastAsia"/>
+          <w:bCs/>
+          <w:color w:val="000000"/>
+          <w:sz w:val="24"/>
+          <w:szCs w:val="24"/>
+          <w:lang w:eastAsia="zh-TW"/>
+        </w:rPr>
+        <w:t>縮排兩字元</w:t>
+      </w:r>
+      <w:proofErr w:type="gramEnd"/>
+      <w:r>
+        <w:rPr>
+          <w:rFonts w:ascii="微軟正黑體" w:eastAsia="微軟正黑體" w:hAnsi="微軟正黑體" w:hint="eastAsia"/>
+          <w:bCs/>
+          <w:color w:val="000000"/>
+          <w:sz w:val="24"/>
+          <w:szCs w:val="24"/>
+          <w:lang w:eastAsia="zh-TW"/>
+        </w:rPr>
+        <w:t xml:space="preserve">，行距 1.2 </w:t>
+      </w:r>
+      <w:proofErr w:type="gramStart"/>
+      <w:r>
+        <w:rPr>
+          <w:rFonts w:ascii="微軟正黑體" w:eastAsia="微軟正黑體" w:hAnsi="微軟正黑體" w:hint="eastAsia"/>
+          <w:bCs/>
+          <w:color w:val="000000"/>
+          <w:sz w:val="24"/>
+          <w:szCs w:val="24"/>
+          <w:lang w:eastAsia="zh-TW"/>
+        </w:rPr>
+        <w:t>倍</w:t>
+      </w:r>
+      <w:proofErr w:type="gramEnd"/>
+      <w:r>
+        <w:rPr>
+          <w:rFonts w:ascii="微軟正黑體" w:eastAsia="微軟正黑體" w:hAnsi="微軟正黑體" w:hint="eastAsia"/>
+          <w:bCs/>
+          <w:color w:val="000000"/>
+          <w:sz w:val="24"/>
+          <w:szCs w:val="24"/>
+          <w:lang w:eastAsia="zh-TW"/>
+        </w:rPr>
+        <w:t>，對齊方式為左右對齊。</w:t>
       </w:r>
     </w:p>
     <w:p>
@@ -434,8 +586,20 @@
           <w:szCs w:val="24"/>
           <w:lang w:eastAsia="zh-TW"/>
         </w:rPr>
-        <w:t>這是內文範例。字體為微軟正黑體，字號 12pt，首行不縮排，行距 1.2 倍</w:t>
-      </w:r>
+        <w:t xml:space="preserve">這是內文範例。字體為微軟正黑體，字號 12pt，首行不縮排，行距 1.2 </w:t>
+      </w:r>
+      <w:proofErr w:type="gramStart"/>
+      <w:r>
+        <w:rPr>
+          <w:rFonts w:ascii="微軟正黑體" w:eastAsia="微軟正黑體" w:hAnsi="微軟正黑體" w:hint="eastAsia"/>
+          <w:bCs/>
+          <w:sz w:val="24"/>
+          <w:szCs w:val="24"/>
+          <w:lang w:eastAsia="zh-TW"/>
+        </w:rPr>
+        <w:t>倍</w:t>
+      </w:r>
+      <w:proofErr w:type="gramEnd"/>
       <w:r>
         <w:rPr>
           <w:rFonts w:ascii="微軟正黑體" w:eastAsia="微軟正黑體" w:hAnsi="微軟正黑體" w:hint="eastAsia"/>
@@ -473,6 +637,7 @@
           <w:lang w:eastAsia="zh-TW"/>
         </w:rPr>
       </w:pPr>
+      <w:proofErr w:type="gramStart"/>
       <w:r>
         <w:rPr>
           <w:rFonts w:ascii="微軟正黑體" w:eastAsia="微軟正黑體" w:hAnsi="微軟正黑體" w:cs="新細明體" w:hint="eastAsia"/>
@@ -482,7 +647,19 @@
           <w:szCs w:val="24"/>
           <w:lang w:eastAsia="zh-TW"/>
         </w:rPr>
-        <w:t>次條列標題（Heading 4）</w:t>
+        <w:t>次條列</w:t>
+      </w:r>
+      <w:proofErr w:type="gramEnd"/>
+      <w:r>
+        <w:rPr>
+          <w:rFonts w:ascii="微軟正黑體" w:eastAsia="微軟正黑體" w:hAnsi="微軟正黑體" w:cs="新細明體" w:hint="eastAsia"/>
+          <w:color w:val="000000"/>
+          <w:spacing w:val="-2"/>
+          <w:sz w:val="24"/>
+          <w:szCs w:val="24"/>
+          <w:lang w:eastAsia="zh-TW"/>
+        </w:rPr>
+        <w:t>標題（Heading 4）</w:t>
       </w:r>
     </w:p>
     <w:p>
@@ -506,8 +683,20 @@
           <w:szCs w:val="24"/>
           <w:lang w:eastAsia="zh-TW"/>
         </w:rPr>
-        <w:t>這是內文範例。字體為微軟正黑體，字號 12pt，首行不縮排，行距 1.2 倍</w:t>
-      </w:r>
+        <w:t xml:space="preserve">這是內文範例。字體為微軟正黑體，字號 12pt，首行不縮排，行距 1.2 </w:t>
+      </w:r>
+      <w:proofErr w:type="gramStart"/>
+      <w:r>
+        <w:rPr>
+          <w:rFonts w:ascii="微軟正黑體" w:eastAsia="微軟正黑體" w:hAnsi="微軟正黑體" w:hint="eastAsia"/>
+          <w:bCs/>
+          <w:sz w:val="24"/>
+          <w:szCs w:val="24"/>
+          <w:lang w:eastAsia="zh-TW"/>
+        </w:rPr>
+        <w:t>倍</w:t>
+      </w:r>
+      <w:proofErr w:type="gramEnd"/>
       <w:r>
         <w:rPr>
           <w:rFonts w:ascii="微軟正黑體" w:eastAsia="微軟正黑體" w:hAnsi="微軟正黑體" w:hint="eastAsia"/>
@@ -742,7 +931,29 @@
           <w:szCs w:val="24"/>
           <w:lang w:eastAsia="zh-TW"/>
         </w:rPr>
-        <w:t>大小：圖片寬度須適合 A4 版面（建議 8–12 cm）。</w:t>
+        <w:t>大小：圖片寬度須適合 A4 版面（建議 8</w:t>
+      </w:r>
+      <w:proofErr w:type="gramStart"/>
+      <w:r>
+        <w:rPr>
+          <w:rFonts w:ascii="微軟正黑體" w:eastAsia="微軟正黑體" w:hAnsi="微軟正黑體"/>
+          <w:bCs/>
+          <w:sz w:val="24"/>
+          <w:szCs w:val="24"/>
+          <w:lang w:eastAsia="zh-TW"/>
+        </w:rPr>
+        <w:t>–</w:t>
+      </w:r>
+      <w:proofErr w:type="gramEnd"/>
+      <w:r>
+        <w:rPr>
+          <w:rFonts w:ascii="微軟正黑體" w:eastAsia="微軟正黑體" w:hAnsi="微軟正黑體"/>
+          <w:bCs/>
+          <w:sz w:val="24"/>
+          <w:szCs w:val="24"/>
+          <w:lang w:eastAsia="zh-TW"/>
+        </w:rPr>
+        <w:t>12 cm）。</w:t>
       </w:r>
     </w:p>
     <w:p>
@@ -874,6 +1085,7 @@
         </w:rPr>
         <w:t>：</w:t>
       </w:r>
+      <w:proofErr w:type="gramStart"/>
       <w:r>
         <w:rPr>
           <w:rFonts w:ascii="微軟正黑體" w:eastAsia="微軟正黑體" w:hAnsi="微軟正黑體" w:cs="Calibri"/>
@@ -884,6 +1096,7 @@
         </w:rPr>
         <w:t>置於表上方</w:t>
       </w:r>
+      <w:proofErr w:type="gramEnd"/>
       <w:r>
         <w:rPr>
           <w:rFonts w:ascii="微軟正黑體" w:eastAsia="微軟正黑體" w:hAnsi="微軟正黑體" w:cs="Calibri"/>
@@ -902,8 +1115,9 @@
           <w:szCs w:val="24"/>
           <w:lang w:eastAsia="zh-TW"/>
         </w:rPr>
-        <w:t>表一</w:t>
-      </w:r>
+        <w:t>表</w:t>
+      </w:r>
+      <w:proofErr w:type="gramStart"/>
       <w:r>
         <w:rPr>
           <w:rFonts w:ascii="微軟正黑體" w:eastAsia="微軟正黑體" w:hAnsi="微軟正黑體" w:cs="Calibri" w:hint="eastAsia"/>
@@ -912,6 +1126,17 @@
           <w:szCs w:val="24"/>
           <w:lang w:eastAsia="zh-TW"/>
         </w:rPr>
+        <w:t>一</w:t>
+      </w:r>
+      <w:proofErr w:type="gramEnd"/>
+      <w:r>
+        <w:rPr>
+          <w:rFonts w:ascii="微軟正黑體" w:eastAsia="微軟正黑體" w:hAnsi="微軟正黑體" w:cs="Calibri" w:hint="eastAsia"/>
+          <w:w w:val="105"/>
+          <w:sz w:val="24"/>
+          <w:szCs w:val="24"/>
+          <w:lang w:eastAsia="zh-TW"/>
+        </w:rPr>
         <w:t xml:space="preserve"> </w:t>
       </w:r>
       <w:r>
@@ -922,8 +1147,20 @@
           <w:szCs w:val="24"/>
           <w:lang w:eastAsia="zh-TW"/>
         </w:rPr>
-        <w:t>表一</w:t>
-      </w:r>
+        <w:t>表</w:t>
+      </w:r>
+      <w:proofErr w:type="gramStart"/>
+      <w:r>
+        <w:rPr>
+          <w:rFonts w:ascii="微軟正黑體" w:eastAsia="微軟正黑體" w:hAnsi="微軟正黑體" w:cs="Calibri" w:hint="eastAsia"/>
+          <w:w w:val="105"/>
+          <w:sz w:val="24"/>
+          <w:szCs w:val="24"/>
+          <w:lang w:eastAsia="zh-TW"/>
+        </w:rPr>
+        <w:t>一</w:t>
+      </w:r>
+      <w:proofErr w:type="gramEnd"/>
       <w:r>
         <w:rPr>
           <w:rFonts w:ascii="微軟正黑體" w:eastAsia="微軟正黑體" w:hAnsi="微軟正黑體" w:cs="Calibri" w:hint="eastAsia"/>
@@ -1057,8 +1294,20 @@
           <w:szCs w:val="24"/>
           <w:lang w:val="en-US" w:eastAsia="zh-TW"/>
         </w:rPr>
-        <w:t>，並將圖表提及處粗體</w:t>
-      </w:r>
+        <w:t>，並將圖表</w:t>
+      </w:r>
+      <w:proofErr w:type="gramStart"/>
+      <w:r>
+        <w:rPr>
+          <w:rFonts w:ascii="微軟正黑體" w:eastAsia="微軟正黑體" w:hAnsi="微軟正黑體" w:cs="Calibri" w:hint="eastAsia"/>
+          <w:w w:val="105"/>
+          <w:sz w:val="24"/>
+          <w:szCs w:val="24"/>
+          <w:lang w:val="en-US" w:eastAsia="zh-TW"/>
+        </w:rPr>
+        <w:t>提及處粗體</w:t>
+      </w:r>
+      <w:proofErr w:type="gramEnd"/>
       <w:r>
         <w:rPr>
           <w:rFonts w:ascii="微軟正黑體" w:eastAsia="微軟正黑體" w:hAnsi="微軟正黑體" w:cs="Calibri"/>
@@ -1146,7 +1395,59 @@
           <w:szCs w:val="24"/>
           <w:lang w:eastAsia="zh-TW"/>
         </w:rPr>
-        <w:t>範例。字體為微軟正黑體，字號 12pt，首行縮排兩字元，行距 1.2 倍，對齊方式為左右對齊。</w:t>
+        <w:t>範例。字體為微軟正黑體，字號 12pt，首行</w:t>
+      </w:r>
+      <w:proofErr w:type="gramStart"/>
+      <w:r>
+        <w:rPr>
+          <w:rFonts w:ascii="微軟正黑體" w:eastAsia="微軟正黑體" w:hAnsi="微軟正黑體"/>
+          <w:i w:val="0"/>
+          <w:iCs w:val="0"/>
+          <w:color w:val="000000" w:themeColor="text1"/>
+          <w:sz w:val="24"/>
+          <w:szCs w:val="24"/>
+          <w:lang w:eastAsia="zh-TW"/>
+        </w:rPr>
+        <w:t>縮排兩字元</w:t>
+      </w:r>
+      <w:proofErr w:type="gramEnd"/>
+      <w:r>
+        <w:rPr>
+          <w:rFonts w:ascii="微軟正黑體" w:eastAsia="微軟正黑體" w:hAnsi="微軟正黑體"/>
+          <w:i w:val="0"/>
+          <w:iCs w:val="0"/>
+          <w:color w:val="000000" w:themeColor="text1"/>
+          <w:sz w:val="24"/>
+          <w:szCs w:val="24"/>
+          <w:lang w:eastAsia="zh-TW"/>
+        </w:rPr>
+        <w:t xml:space="preserve">，行距 1.2 </w:t>
+      </w:r>
+      <w:proofErr w:type="gramStart"/>
+      <w:r>
+        <w:rPr>
+          <w:rFonts w:ascii="微軟正黑體" w:eastAsia="微軟正黑體" w:hAnsi="微軟正黑體"/>
+          <w:i w:val="0"/>
+          <w:iCs w:val="0"/>
+          <w:color w:val="000000" w:themeColor="text1"/>
+          <w:sz w:val="24"/>
+          <w:szCs w:val="24"/>
+          <w:lang w:eastAsia="zh-TW"/>
+        </w:rPr>
+        <w:t>倍</w:t>
+      </w:r>
+      <w:proofErr w:type="gramEnd"/>
+      <w:r>
+        <w:rPr>
+          <w:rFonts w:ascii="微軟正黑體" w:eastAsia="微軟正黑體" w:hAnsi="微軟正黑體"/>
+          <w:i w:val="0"/>
+          <w:iCs w:val="0"/>
+          <w:color w:val="000000" w:themeColor="text1"/>
+          <w:sz w:val="24"/>
+          <w:szCs w:val="24"/>
+          <w:lang w:eastAsia="zh-TW"/>
+        </w:rPr>
+        <w:t>，對齊方式為左右對齊。</w:t>
       </w:r>
     </w:p>
     <w:p>
@@ -1667,2524 +1968,16 @@
       <w:pPr>
         <w:pStyle w:val="a3"/>
         <w:spacing w:before="11"/>
-        <w:jc w:val="center"/>
-        <w:rPr>
-          <w:rFonts w:ascii="微軟正黑體" w:eastAsia="微軟正黑體" w:hAnsi="微軟正黑體"/>
+        <w:rPr>
+          <w:rFonts w:ascii="微軟正黑體" w:eastAsia="微軟正黑體" w:hAnsi="微軟正黑體" w:hint="eastAsia"/>
           <w:sz w:val="12"/>
           <w:lang w:eastAsia="zh-TW"/>
         </w:rPr>
       </w:pPr>
-    </w:p>
-    <w:p>
-      <w:pPr>
-        <w:jc w:val="both"/>
-        <w:rPr>
-          <w:rFonts w:ascii="微軟正黑體" w:eastAsia="微軟正黑體" w:hAnsi="微軟正黑體" w:cs="微軟正黑體"/>
-          <w:spacing w:val="-8"/>
-          <w:w w:val="105"/>
-          <w:sz w:val="24"/>
-          <w:szCs w:val="24"/>
-          <w:lang w:eastAsia="zh-TW"/>
-        </w:rPr>
-      </w:pPr>
-    </w:p>
-    <w:p>
-      <w:pPr>
-        <w:spacing w:before="163"/>
-        <w:ind w:left="284"/>
-        <w:rPr>
-          <w:rFonts w:ascii="微軟正黑體" w:eastAsia="微軟正黑體" w:hAnsi="微軟正黑體" w:cs="微軟正黑體"/>
-          <w:spacing w:val="-4"/>
-          <w:w w:val="105"/>
-          <w:sz w:val="24"/>
-          <w:szCs w:val="24"/>
-          <w:lang w:eastAsia="zh-TW"/>
-        </w:rPr>
-      </w:pPr>
-      <w:r>
-        <w:rPr>
-          <w:rFonts w:ascii="微軟正黑體" w:eastAsia="微軟正黑體" w:hAnsi="微軟正黑體" w:cs="新細明體"/>
-          <w:noProof/>
-          <w:spacing w:val="-7"/>
-          <w:w w:val="105"/>
-          <w:sz w:val="24"/>
-          <w:szCs w:val="24"/>
-          <w:lang w:val="en-US" w:eastAsia="zh-TW"/>
-        </w:rPr>
-        <w:lastRenderedPageBreak/>
-        <mc:AlternateContent>
-          <mc:Choice Requires="wpg">
-            <w:drawing>
-              <wp:anchor distT="0" distB="0" distL="0" distR="0" simplePos="0" relativeHeight="251659264" behindDoc="1" locked="0" layoutInCell="1" allowOverlap="1" wp14:anchorId="53C85172" wp14:editId="46E95955">
-                <wp:simplePos x="0" y="0"/>
-                <wp:positionH relativeFrom="page">
-                  <wp:posOffset>840193</wp:posOffset>
-                </wp:positionH>
-                <wp:positionV relativeFrom="paragraph">
-                  <wp:posOffset>205866</wp:posOffset>
-                </wp:positionV>
-                <wp:extent cx="5724525" cy="216535"/>
-                <wp:effectExtent l="0" t="0" r="0" b="0"/>
-                <wp:wrapTopAndBottom/>
-                <wp:docPr id="535" name="Group 535"/>
-                <wp:cNvGraphicFramePr>
-                  <a:graphicFrameLocks xmlns:a="http://schemas.openxmlformats.org/drawingml/2006/main"/>
-                </wp:cNvGraphicFramePr>
-                <a:graphic xmlns:a="http://schemas.openxmlformats.org/drawingml/2006/main">
-                  <a:graphicData uri="http://schemas.microsoft.com/office/word/2010/wordprocessingGroup">
-                    <wpg:wgp>
-                      <wpg:cNvGrpSpPr>
-                        <a:grpSpLocks/>
-                      </wpg:cNvGrpSpPr>
-                      <wpg:grpSpPr>
-                        <a:xfrm>
-                          <a:off x="0" y="0"/>
-                          <a:ext cx="5724525" cy="216535"/>
-                          <a:chOff x="0" y="0"/>
-                          <a:chExt cx="5724525" cy="216535"/>
-                        </a:xfrm>
-                      </wpg:grpSpPr>
-                      <wps:wsp>
-                        <wps:cNvPr id="536" name="Graphic 536"/>
-                        <wps:cNvSpPr/>
-                        <wps:spPr>
-                          <a:xfrm>
-                            <a:off x="0" y="92848"/>
-                            <a:ext cx="5724525" cy="46990"/>
-                          </a:xfrm>
-                          <a:custGeom>
-                            <a:avLst/>
-                            <a:gdLst/>
-                            <a:ahLst/>
-                            <a:cxnLst/>
-                            <a:rect l="l" t="t" r="r" b="b"/>
-                            <a:pathLst>
-                              <a:path w="5724525" h="46990">
-                                <a:moveTo>
-                                  <a:pt x="5724042" y="0"/>
-                                </a:moveTo>
-                                <a:lnTo>
-                                  <a:pt x="0" y="0"/>
-                                </a:lnTo>
-                                <a:lnTo>
-                                  <a:pt x="0" y="46799"/>
-                                </a:lnTo>
-                                <a:lnTo>
-                                  <a:pt x="5724042" y="46799"/>
-                                </a:lnTo>
-                                <a:lnTo>
-                                  <a:pt x="5724042" y="0"/>
-                                </a:lnTo>
-                                <a:close/>
-                              </a:path>
-                            </a:pathLst>
-                          </a:custGeom>
-                          <a:solidFill>
-                            <a:srgbClr val="A6A6A6"/>
-                          </a:solidFill>
-                        </wps:spPr>
-                        <wps:bodyPr wrap="square" lIns="0" tIns="0" rIns="0" bIns="0" rtlCol="0">
-                          <a:prstTxWarp prst="textNoShape">
-                            <a:avLst/>
-                          </a:prstTxWarp>
-                          <a:noAutofit/>
-                        </wps:bodyPr>
-                      </wps:wsp>
-                      <wps:wsp>
-                        <wps:cNvPr id="537" name="Graphic 537"/>
-                        <wps:cNvSpPr/>
-                        <wps:spPr>
-                          <a:xfrm>
-                            <a:off x="189896" y="13500"/>
-                            <a:ext cx="189230" cy="189230"/>
-                          </a:xfrm>
-                          <a:custGeom>
-                            <a:avLst/>
-                            <a:gdLst/>
-                            <a:ahLst/>
-                            <a:cxnLst/>
-                            <a:rect l="l" t="t" r="r" b="b"/>
-                            <a:pathLst>
-                              <a:path w="189230" h="189230">
-                                <a:moveTo>
-                                  <a:pt x="94500" y="0"/>
-                                </a:moveTo>
-                                <a:lnTo>
-                                  <a:pt x="57714" y="7427"/>
-                                </a:lnTo>
-                                <a:lnTo>
-                                  <a:pt x="27676" y="27681"/>
-                                </a:lnTo>
-                                <a:lnTo>
-                                  <a:pt x="7425" y="57719"/>
-                                </a:lnTo>
-                                <a:lnTo>
-                                  <a:pt x="0" y="94500"/>
-                                </a:lnTo>
-                                <a:lnTo>
-                                  <a:pt x="7425" y="131287"/>
-                                </a:lnTo>
-                                <a:lnTo>
-                                  <a:pt x="27676" y="161324"/>
-                                </a:lnTo>
-                                <a:lnTo>
-                                  <a:pt x="57714" y="181575"/>
-                                </a:lnTo>
-                                <a:lnTo>
-                                  <a:pt x="94500" y="189001"/>
-                                </a:lnTo>
-                                <a:lnTo>
-                                  <a:pt x="131287" y="181575"/>
-                                </a:lnTo>
-                                <a:lnTo>
-                                  <a:pt x="161324" y="161324"/>
-                                </a:lnTo>
-                                <a:lnTo>
-                                  <a:pt x="181575" y="131287"/>
-                                </a:lnTo>
-                                <a:lnTo>
-                                  <a:pt x="189001" y="94500"/>
-                                </a:lnTo>
-                                <a:lnTo>
-                                  <a:pt x="181575" y="57719"/>
-                                </a:lnTo>
-                                <a:lnTo>
-                                  <a:pt x="161324" y="27681"/>
-                                </a:lnTo>
-                                <a:lnTo>
-                                  <a:pt x="131287" y="7427"/>
-                                </a:lnTo>
-                                <a:lnTo>
-                                  <a:pt x="94500" y="0"/>
-                                </a:lnTo>
-                                <a:close/>
-                              </a:path>
-                            </a:pathLst>
-                          </a:custGeom>
-                          <a:solidFill>
-                            <a:srgbClr val="797979"/>
-                          </a:solidFill>
-                        </wps:spPr>
-                        <wps:bodyPr wrap="square" lIns="0" tIns="0" rIns="0" bIns="0" rtlCol="0">
-                          <a:prstTxWarp prst="textNoShape">
-                            <a:avLst/>
-                          </a:prstTxWarp>
-                          <a:noAutofit/>
-                        </wps:bodyPr>
-                      </wps:wsp>
-                      <wps:wsp>
-                        <wps:cNvPr id="538" name="Graphic 538"/>
-                        <wps:cNvSpPr/>
-                        <wps:spPr>
-                          <a:xfrm>
-                            <a:off x="189896" y="13500"/>
-                            <a:ext cx="189230" cy="189230"/>
-                          </a:xfrm>
-                          <a:custGeom>
-                            <a:avLst/>
-                            <a:gdLst/>
-                            <a:ahLst/>
-                            <a:cxnLst/>
-                            <a:rect l="l" t="t" r="r" b="b"/>
-                            <a:pathLst>
-                              <a:path w="189230" h="189230">
-                                <a:moveTo>
-                                  <a:pt x="94500" y="189001"/>
-                                </a:moveTo>
-                                <a:lnTo>
-                                  <a:pt x="131287" y="181575"/>
-                                </a:lnTo>
-                                <a:lnTo>
-                                  <a:pt x="161324" y="161324"/>
-                                </a:lnTo>
-                                <a:lnTo>
-                                  <a:pt x="181575" y="131287"/>
-                                </a:lnTo>
-                                <a:lnTo>
-                                  <a:pt x="189001" y="94500"/>
-                                </a:lnTo>
-                                <a:lnTo>
-                                  <a:pt x="181575" y="57719"/>
-                                </a:lnTo>
-                                <a:lnTo>
-                                  <a:pt x="161324" y="27681"/>
-                                </a:lnTo>
-                                <a:lnTo>
-                                  <a:pt x="131287" y="7427"/>
-                                </a:lnTo>
-                                <a:lnTo>
-                                  <a:pt x="94500" y="0"/>
-                                </a:lnTo>
-                                <a:lnTo>
-                                  <a:pt x="57714" y="7427"/>
-                                </a:lnTo>
-                                <a:lnTo>
-                                  <a:pt x="27676" y="27681"/>
-                                </a:lnTo>
-                                <a:lnTo>
-                                  <a:pt x="7425" y="57719"/>
-                                </a:lnTo>
-                                <a:lnTo>
-                                  <a:pt x="0" y="94500"/>
-                                </a:lnTo>
-                                <a:lnTo>
-                                  <a:pt x="7425" y="131287"/>
-                                </a:lnTo>
-                                <a:lnTo>
-                                  <a:pt x="27676" y="161324"/>
-                                </a:lnTo>
-                                <a:lnTo>
-                                  <a:pt x="57714" y="181575"/>
-                                </a:lnTo>
-                                <a:lnTo>
-                                  <a:pt x="94500" y="189001"/>
-                                </a:lnTo>
-                                <a:close/>
-                              </a:path>
-                            </a:pathLst>
-                          </a:custGeom>
-                          <a:ln w="27000">
-                            <a:solidFill>
-                              <a:srgbClr val="E0E0E0"/>
-                            </a:solidFill>
-                            <a:prstDash val="solid"/>
-                          </a:ln>
-                        </wps:spPr>
-                        <wps:bodyPr wrap="square" lIns="0" tIns="0" rIns="0" bIns="0" rtlCol="0">
-                          <a:prstTxWarp prst="textNoShape">
-                            <a:avLst/>
-                          </a:prstTxWarp>
-                          <a:noAutofit/>
-                        </wps:bodyPr>
-                      </wps:wsp>
-                      <wps:wsp>
-                        <wps:cNvPr id="539" name="Graphic 539"/>
-                        <wps:cNvSpPr/>
-                        <wps:spPr>
-                          <a:xfrm>
-                            <a:off x="405895" y="13500"/>
-                            <a:ext cx="189230" cy="189230"/>
-                          </a:xfrm>
-                          <a:custGeom>
-                            <a:avLst/>
-                            <a:gdLst/>
-                            <a:ahLst/>
-                            <a:cxnLst/>
-                            <a:rect l="l" t="t" r="r" b="b"/>
-                            <a:pathLst>
-                              <a:path w="189230" h="189230">
-                                <a:moveTo>
-                                  <a:pt x="94500" y="0"/>
-                                </a:moveTo>
-                                <a:lnTo>
-                                  <a:pt x="57714" y="7427"/>
-                                </a:lnTo>
-                                <a:lnTo>
-                                  <a:pt x="27676" y="27681"/>
-                                </a:lnTo>
-                                <a:lnTo>
-                                  <a:pt x="7425" y="57719"/>
-                                </a:lnTo>
-                                <a:lnTo>
-                                  <a:pt x="0" y="94500"/>
-                                </a:lnTo>
-                                <a:lnTo>
-                                  <a:pt x="7425" y="131287"/>
-                                </a:lnTo>
-                                <a:lnTo>
-                                  <a:pt x="27676" y="161324"/>
-                                </a:lnTo>
-                                <a:lnTo>
-                                  <a:pt x="57714" y="181575"/>
-                                </a:lnTo>
-                                <a:lnTo>
-                                  <a:pt x="94500" y="189001"/>
-                                </a:lnTo>
-                                <a:lnTo>
-                                  <a:pt x="131287" y="181575"/>
-                                </a:lnTo>
-                                <a:lnTo>
-                                  <a:pt x="161324" y="161324"/>
-                                </a:lnTo>
-                                <a:lnTo>
-                                  <a:pt x="181575" y="131287"/>
-                                </a:lnTo>
-                                <a:lnTo>
-                                  <a:pt x="189001" y="94500"/>
-                                </a:lnTo>
-                                <a:lnTo>
-                                  <a:pt x="181575" y="57719"/>
-                                </a:lnTo>
-                                <a:lnTo>
-                                  <a:pt x="161324" y="27681"/>
-                                </a:lnTo>
-                                <a:lnTo>
-                                  <a:pt x="131287" y="7427"/>
-                                </a:lnTo>
-                                <a:lnTo>
-                                  <a:pt x="94500" y="0"/>
-                                </a:lnTo>
-                                <a:close/>
-                              </a:path>
-                            </a:pathLst>
-                          </a:custGeom>
-                          <a:solidFill>
-                            <a:srgbClr val="797979"/>
-                          </a:solidFill>
-                        </wps:spPr>
-                        <wps:bodyPr wrap="square" lIns="0" tIns="0" rIns="0" bIns="0" rtlCol="0">
-                          <a:prstTxWarp prst="textNoShape">
-                            <a:avLst/>
-                          </a:prstTxWarp>
-                          <a:noAutofit/>
-                        </wps:bodyPr>
-                      </wps:wsp>
-                      <wps:wsp>
-                        <wps:cNvPr id="540" name="Graphic 540"/>
-                        <wps:cNvSpPr/>
-                        <wps:spPr>
-                          <a:xfrm>
-                            <a:off x="405895" y="13500"/>
-                            <a:ext cx="189230" cy="189230"/>
-                          </a:xfrm>
-                          <a:custGeom>
-                            <a:avLst/>
-                            <a:gdLst/>
-                            <a:ahLst/>
-                            <a:cxnLst/>
-                            <a:rect l="l" t="t" r="r" b="b"/>
-                            <a:pathLst>
-                              <a:path w="189230" h="189230">
-                                <a:moveTo>
-                                  <a:pt x="94500" y="189001"/>
-                                </a:moveTo>
-                                <a:lnTo>
-                                  <a:pt x="131287" y="181575"/>
-                                </a:lnTo>
-                                <a:lnTo>
-                                  <a:pt x="161324" y="161324"/>
-                                </a:lnTo>
-                                <a:lnTo>
-                                  <a:pt x="181575" y="131287"/>
-                                </a:lnTo>
-                                <a:lnTo>
-                                  <a:pt x="189001" y="94500"/>
-                                </a:lnTo>
-                                <a:lnTo>
-                                  <a:pt x="181575" y="57719"/>
-                                </a:lnTo>
-                                <a:lnTo>
-                                  <a:pt x="161324" y="27681"/>
-                                </a:lnTo>
-                                <a:lnTo>
-                                  <a:pt x="131287" y="7427"/>
-                                </a:lnTo>
-                                <a:lnTo>
-                                  <a:pt x="94500" y="0"/>
-                                </a:lnTo>
-                                <a:lnTo>
-                                  <a:pt x="57714" y="7427"/>
-                                </a:lnTo>
-                                <a:lnTo>
-                                  <a:pt x="27676" y="27681"/>
-                                </a:lnTo>
-                                <a:lnTo>
-                                  <a:pt x="7425" y="57719"/>
-                                </a:lnTo>
-                                <a:lnTo>
-                                  <a:pt x="0" y="94500"/>
-                                </a:lnTo>
-                                <a:lnTo>
-                                  <a:pt x="7425" y="131287"/>
-                                </a:lnTo>
-                                <a:lnTo>
-                                  <a:pt x="27676" y="161324"/>
-                                </a:lnTo>
-                                <a:lnTo>
-                                  <a:pt x="57714" y="181575"/>
-                                </a:lnTo>
-                                <a:lnTo>
-                                  <a:pt x="94500" y="189001"/>
-                                </a:lnTo>
-                                <a:close/>
-                              </a:path>
-                            </a:pathLst>
-                          </a:custGeom>
-                          <a:ln w="27000">
-                            <a:solidFill>
-                              <a:srgbClr val="E0E0E0"/>
-                            </a:solidFill>
-                            <a:prstDash val="solid"/>
-                          </a:ln>
-                        </wps:spPr>
-                        <wps:bodyPr wrap="square" lIns="0" tIns="0" rIns="0" bIns="0" rtlCol="0">
-                          <a:prstTxWarp prst="textNoShape">
-                            <a:avLst/>
-                          </a:prstTxWarp>
-                          <a:noAutofit/>
-                        </wps:bodyPr>
-                      </wps:wsp>
-                      <wps:wsp>
-                        <wps:cNvPr id="541" name="Graphic 541"/>
-                        <wps:cNvSpPr/>
-                        <wps:spPr>
-                          <a:xfrm>
-                            <a:off x="621896" y="13500"/>
-                            <a:ext cx="189230" cy="189230"/>
-                          </a:xfrm>
-                          <a:custGeom>
-                            <a:avLst/>
-                            <a:gdLst/>
-                            <a:ahLst/>
-                            <a:cxnLst/>
-                            <a:rect l="l" t="t" r="r" b="b"/>
-                            <a:pathLst>
-                              <a:path w="189230" h="189230">
-                                <a:moveTo>
-                                  <a:pt x="94500" y="0"/>
-                                </a:moveTo>
-                                <a:lnTo>
-                                  <a:pt x="57714" y="7427"/>
-                                </a:lnTo>
-                                <a:lnTo>
-                                  <a:pt x="27676" y="27681"/>
-                                </a:lnTo>
-                                <a:lnTo>
-                                  <a:pt x="7425" y="57719"/>
-                                </a:lnTo>
-                                <a:lnTo>
-                                  <a:pt x="0" y="94500"/>
-                                </a:lnTo>
-                                <a:lnTo>
-                                  <a:pt x="7425" y="131287"/>
-                                </a:lnTo>
-                                <a:lnTo>
-                                  <a:pt x="27676" y="161324"/>
-                                </a:lnTo>
-                                <a:lnTo>
-                                  <a:pt x="57714" y="181575"/>
-                                </a:lnTo>
-                                <a:lnTo>
-                                  <a:pt x="94500" y="189001"/>
-                                </a:lnTo>
-                                <a:lnTo>
-                                  <a:pt x="131287" y="181575"/>
-                                </a:lnTo>
-                                <a:lnTo>
-                                  <a:pt x="161324" y="161324"/>
-                                </a:lnTo>
-                                <a:lnTo>
-                                  <a:pt x="181575" y="131287"/>
-                                </a:lnTo>
-                                <a:lnTo>
-                                  <a:pt x="189001" y="94500"/>
-                                </a:lnTo>
-                                <a:lnTo>
-                                  <a:pt x="181575" y="57719"/>
-                                </a:lnTo>
-                                <a:lnTo>
-                                  <a:pt x="161324" y="27681"/>
-                                </a:lnTo>
-                                <a:lnTo>
-                                  <a:pt x="131287" y="7427"/>
-                                </a:lnTo>
-                                <a:lnTo>
-                                  <a:pt x="94500" y="0"/>
-                                </a:lnTo>
-                                <a:close/>
-                              </a:path>
-                            </a:pathLst>
-                          </a:custGeom>
-                          <a:solidFill>
-                            <a:srgbClr val="797979"/>
-                          </a:solidFill>
-                        </wps:spPr>
-                        <wps:bodyPr wrap="square" lIns="0" tIns="0" rIns="0" bIns="0" rtlCol="0">
-                          <a:prstTxWarp prst="textNoShape">
-                            <a:avLst/>
-                          </a:prstTxWarp>
-                          <a:noAutofit/>
-                        </wps:bodyPr>
-                      </wps:wsp>
-                      <wps:wsp>
-                        <wps:cNvPr id="542" name="Graphic 542"/>
-                        <wps:cNvSpPr/>
-                        <wps:spPr>
-                          <a:xfrm>
-                            <a:off x="621896" y="13500"/>
-                            <a:ext cx="189230" cy="189230"/>
-                          </a:xfrm>
-                          <a:custGeom>
-                            <a:avLst/>
-                            <a:gdLst/>
-                            <a:ahLst/>
-                            <a:cxnLst/>
-                            <a:rect l="l" t="t" r="r" b="b"/>
-                            <a:pathLst>
-                              <a:path w="189230" h="189230">
-                                <a:moveTo>
-                                  <a:pt x="94500" y="189001"/>
-                                </a:moveTo>
-                                <a:lnTo>
-                                  <a:pt x="131287" y="181575"/>
-                                </a:lnTo>
-                                <a:lnTo>
-                                  <a:pt x="161324" y="161324"/>
-                                </a:lnTo>
-                                <a:lnTo>
-                                  <a:pt x="181575" y="131287"/>
-                                </a:lnTo>
-                                <a:lnTo>
-                                  <a:pt x="189001" y="94500"/>
-                                </a:lnTo>
-                                <a:lnTo>
-                                  <a:pt x="181575" y="57719"/>
-                                </a:lnTo>
-                                <a:lnTo>
-                                  <a:pt x="161324" y="27681"/>
-                                </a:lnTo>
-                                <a:lnTo>
-                                  <a:pt x="131287" y="7427"/>
-                                </a:lnTo>
-                                <a:lnTo>
-                                  <a:pt x="94500" y="0"/>
-                                </a:lnTo>
-                                <a:lnTo>
-                                  <a:pt x="57714" y="7427"/>
-                                </a:lnTo>
-                                <a:lnTo>
-                                  <a:pt x="27676" y="27681"/>
-                                </a:lnTo>
-                                <a:lnTo>
-                                  <a:pt x="7425" y="57719"/>
-                                </a:lnTo>
-                                <a:lnTo>
-                                  <a:pt x="0" y="94500"/>
-                                </a:lnTo>
-                                <a:lnTo>
-                                  <a:pt x="7425" y="131287"/>
-                                </a:lnTo>
-                                <a:lnTo>
-                                  <a:pt x="27676" y="161324"/>
-                                </a:lnTo>
-                                <a:lnTo>
-                                  <a:pt x="57714" y="181575"/>
-                                </a:lnTo>
-                                <a:lnTo>
-                                  <a:pt x="94500" y="189001"/>
-                                </a:lnTo>
-                                <a:close/>
-                              </a:path>
-                            </a:pathLst>
-                          </a:custGeom>
-                          <a:ln w="27000">
-                            <a:solidFill>
-                              <a:srgbClr val="E0E0E0"/>
-                            </a:solidFill>
-                            <a:prstDash val="solid"/>
-                          </a:ln>
-                        </wps:spPr>
-                        <wps:bodyPr wrap="square" lIns="0" tIns="0" rIns="0" bIns="0" rtlCol="0">
-                          <a:prstTxWarp prst="textNoShape">
-                            <a:avLst/>
-                          </a:prstTxWarp>
-                          <a:noAutofit/>
-                        </wps:bodyPr>
-                      </wps:wsp>
-                      <wps:wsp>
-                        <wps:cNvPr id="543" name="Graphic 543"/>
-                        <wps:cNvSpPr/>
-                        <wps:spPr>
-                          <a:xfrm>
-                            <a:off x="837896" y="13500"/>
-                            <a:ext cx="189230" cy="189230"/>
-                          </a:xfrm>
-                          <a:custGeom>
-                            <a:avLst/>
-                            <a:gdLst/>
-                            <a:ahLst/>
-                            <a:cxnLst/>
-                            <a:rect l="l" t="t" r="r" b="b"/>
-                            <a:pathLst>
-                              <a:path w="189230" h="189230">
-                                <a:moveTo>
-                                  <a:pt x="94500" y="0"/>
-                                </a:moveTo>
-                                <a:lnTo>
-                                  <a:pt x="57714" y="7427"/>
-                                </a:lnTo>
-                                <a:lnTo>
-                                  <a:pt x="27676" y="27681"/>
-                                </a:lnTo>
-                                <a:lnTo>
-                                  <a:pt x="7425" y="57719"/>
-                                </a:lnTo>
-                                <a:lnTo>
-                                  <a:pt x="0" y="94500"/>
-                                </a:lnTo>
-                                <a:lnTo>
-                                  <a:pt x="7425" y="131287"/>
-                                </a:lnTo>
-                                <a:lnTo>
-                                  <a:pt x="27676" y="161324"/>
-                                </a:lnTo>
-                                <a:lnTo>
-                                  <a:pt x="57714" y="181575"/>
-                                </a:lnTo>
-                                <a:lnTo>
-                                  <a:pt x="94500" y="189001"/>
-                                </a:lnTo>
-                                <a:lnTo>
-                                  <a:pt x="131287" y="181575"/>
-                                </a:lnTo>
-                                <a:lnTo>
-                                  <a:pt x="161324" y="161324"/>
-                                </a:lnTo>
-                                <a:lnTo>
-                                  <a:pt x="181575" y="131287"/>
-                                </a:lnTo>
-                                <a:lnTo>
-                                  <a:pt x="189001" y="94500"/>
-                                </a:lnTo>
-                                <a:lnTo>
-                                  <a:pt x="181575" y="57719"/>
-                                </a:lnTo>
-                                <a:lnTo>
-                                  <a:pt x="161324" y="27681"/>
-                                </a:lnTo>
-                                <a:lnTo>
-                                  <a:pt x="131287" y="7427"/>
-                                </a:lnTo>
-                                <a:lnTo>
-                                  <a:pt x="94500" y="0"/>
-                                </a:lnTo>
-                                <a:close/>
-                              </a:path>
-                            </a:pathLst>
-                          </a:custGeom>
-                          <a:solidFill>
-                            <a:srgbClr val="797979"/>
-                          </a:solidFill>
-                        </wps:spPr>
-                        <wps:bodyPr wrap="square" lIns="0" tIns="0" rIns="0" bIns="0" rtlCol="0">
-                          <a:prstTxWarp prst="textNoShape">
-                            <a:avLst/>
-                          </a:prstTxWarp>
-                          <a:noAutofit/>
-                        </wps:bodyPr>
-                      </wps:wsp>
-                      <wps:wsp>
-                        <wps:cNvPr id="544" name="Graphic 544"/>
-                        <wps:cNvSpPr/>
-                        <wps:spPr>
-                          <a:xfrm>
-                            <a:off x="837896" y="13500"/>
-                            <a:ext cx="189230" cy="189230"/>
-                          </a:xfrm>
-                          <a:custGeom>
-                            <a:avLst/>
-                            <a:gdLst/>
-                            <a:ahLst/>
-                            <a:cxnLst/>
-                            <a:rect l="l" t="t" r="r" b="b"/>
-                            <a:pathLst>
-                              <a:path w="189230" h="189230">
-                                <a:moveTo>
-                                  <a:pt x="94500" y="189001"/>
-                                </a:moveTo>
-                                <a:lnTo>
-                                  <a:pt x="131287" y="181575"/>
-                                </a:lnTo>
-                                <a:lnTo>
-                                  <a:pt x="161324" y="161324"/>
-                                </a:lnTo>
-                                <a:lnTo>
-                                  <a:pt x="181575" y="131287"/>
-                                </a:lnTo>
-                                <a:lnTo>
-                                  <a:pt x="189001" y="94500"/>
-                                </a:lnTo>
-                                <a:lnTo>
-                                  <a:pt x="181575" y="57719"/>
-                                </a:lnTo>
-                                <a:lnTo>
-                                  <a:pt x="161324" y="27681"/>
-                                </a:lnTo>
-                                <a:lnTo>
-                                  <a:pt x="131287" y="7427"/>
-                                </a:lnTo>
-                                <a:lnTo>
-                                  <a:pt x="94500" y="0"/>
-                                </a:lnTo>
-                                <a:lnTo>
-                                  <a:pt x="57714" y="7427"/>
-                                </a:lnTo>
-                                <a:lnTo>
-                                  <a:pt x="27676" y="27681"/>
-                                </a:lnTo>
-                                <a:lnTo>
-                                  <a:pt x="7425" y="57719"/>
-                                </a:lnTo>
-                                <a:lnTo>
-                                  <a:pt x="0" y="94500"/>
-                                </a:lnTo>
-                                <a:lnTo>
-                                  <a:pt x="7425" y="131287"/>
-                                </a:lnTo>
-                                <a:lnTo>
-                                  <a:pt x="27676" y="161324"/>
-                                </a:lnTo>
-                                <a:lnTo>
-                                  <a:pt x="57714" y="181575"/>
-                                </a:lnTo>
-                                <a:lnTo>
-                                  <a:pt x="94500" y="189001"/>
-                                </a:lnTo>
-                                <a:close/>
-                              </a:path>
-                            </a:pathLst>
-                          </a:custGeom>
-                          <a:ln w="27000">
-                            <a:solidFill>
-                              <a:srgbClr val="E0E0E0"/>
-                            </a:solidFill>
-                            <a:prstDash val="solid"/>
-                          </a:ln>
-                        </wps:spPr>
-                        <wps:bodyPr wrap="square" lIns="0" tIns="0" rIns="0" bIns="0" rtlCol="0">
-                          <a:prstTxWarp prst="textNoShape">
-                            <a:avLst/>
-                          </a:prstTxWarp>
-                          <a:noAutofit/>
-                        </wps:bodyPr>
-                      </wps:wsp>
-                      <wps:wsp>
-                        <wps:cNvPr id="545" name="Textbox 545"/>
-                        <wps:cNvSpPr txBox="1"/>
-                        <wps:spPr>
-                          <a:xfrm>
-                            <a:off x="0" y="0"/>
-                            <a:ext cx="5724525" cy="216535"/>
-                          </a:xfrm>
-                          <a:prstGeom prst="rect">
-                            <a:avLst/>
-                          </a:prstGeom>
-                        </wps:spPr>
-                        <wps:txbx>
-                          <w:txbxContent>
-                            <w:p>
-                              <w:pPr>
-                                <w:spacing w:before="57"/>
-                                <w:ind w:left="351"/>
-                                <w:rPr>
-                                  <w:rFonts w:ascii="新細明體" w:eastAsia="新細明體"/>
-                                  <w:sz w:val="18"/>
-                                </w:rPr>
-                              </w:pPr>
-                              <w:r>
-                                <w:rPr>
-                                  <w:rFonts w:ascii="新細明體" w:eastAsia="新細明體" w:hint="eastAsia"/>
-                                  <w:color w:val="FFFFFF"/>
-                                  <w:w w:val="110"/>
-                                  <w:sz w:val="18"/>
-                                </w:rPr>
-                                <w:t>作</w:t>
-                              </w:r>
-                              <w:r>
-                                <w:rPr>
-                                  <w:rFonts w:ascii="新細明體" w:eastAsia="新細明體" w:hint="eastAsia"/>
-                                  <w:color w:val="FFFFFF"/>
-                                  <w:spacing w:val="65"/>
-                                  <w:w w:val="150"/>
-                                  <w:sz w:val="18"/>
-                                </w:rPr>
-                                <w:t xml:space="preserve"> </w:t>
-                              </w:r>
-                              <w:r>
-                                <w:rPr>
-                                  <w:rFonts w:ascii="新細明體" w:eastAsia="新細明體" w:hint="eastAsia"/>
-                                  <w:color w:val="FFFFFF"/>
-                                  <w:w w:val="110"/>
-                                  <w:sz w:val="18"/>
-                                </w:rPr>
-                                <w:t>者</w:t>
-                              </w:r>
-                              <w:r>
-                                <w:rPr>
-                                  <w:rFonts w:ascii="新細明體" w:eastAsia="新細明體" w:hint="eastAsia"/>
-                                  <w:color w:val="FFFFFF"/>
-                                  <w:spacing w:val="73"/>
-                                  <w:w w:val="150"/>
-                                  <w:sz w:val="18"/>
-                                </w:rPr>
-                                <w:t xml:space="preserve"> </w:t>
-                              </w:r>
-                              <w:r>
-                                <w:rPr>
-                                  <w:rFonts w:ascii="新細明體" w:eastAsia="新細明體" w:hint="eastAsia"/>
-                                  <w:color w:val="FFFFFF"/>
-                                  <w:w w:val="110"/>
-                                  <w:sz w:val="18"/>
-                                </w:rPr>
-                                <w:t>簡</w:t>
-                              </w:r>
-                              <w:r>
-                                <w:rPr>
-                                  <w:rFonts w:ascii="新細明體" w:eastAsia="新細明體" w:hint="eastAsia"/>
-                                  <w:color w:val="FFFFFF"/>
-                                  <w:spacing w:val="73"/>
-                                  <w:w w:val="150"/>
-                                  <w:sz w:val="18"/>
-                                </w:rPr>
-                                <w:t xml:space="preserve"> </w:t>
-                              </w:r>
-                              <w:r>
-                                <w:rPr>
-                                  <w:rFonts w:ascii="新細明體" w:eastAsia="新細明體" w:hint="eastAsia"/>
-                                  <w:color w:val="FFFFFF"/>
-                                  <w:spacing w:val="-10"/>
-                                  <w:w w:val="110"/>
-                                  <w:sz w:val="18"/>
-                                </w:rPr>
-                                <w:t>介</w:t>
-                              </w:r>
-                            </w:p>
-                          </w:txbxContent>
-                        </wps:txbx>
-                        <wps:bodyPr wrap="square" lIns="0" tIns="0" rIns="0" bIns="0" rtlCol="0">
-                          <a:noAutofit/>
-                        </wps:bodyPr>
-                      </wps:wsp>
-                    </wpg:wgp>
-                  </a:graphicData>
-                </a:graphic>
-              </wp:anchor>
-            </w:drawing>
-          </mc:Choice>
-          <mc:Fallback>
-            <w:pict>
-              <v:group w14:anchorId="53C85172" id="Group 535" o:spid="_x0000_s1026" style="position:absolute;left:0;text-align:left;margin-left:66.15pt;margin-top:16.2pt;width:450.75pt;height:17.05pt;z-index:-251657216;mso-wrap-distance-left:0;mso-wrap-distance-right:0;mso-position-horizontal-relative:page" coordsize="57245,2165" o:gfxdata="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">
-                <v:shape id="Graphic 536" o:spid="_x0000_s1027" style="position:absolute;top:928;width:57245;height:470;visibility:visible;mso-wrap-style:square;v-text-anchor:top" coordsize="5724525,46990" o:gfxdata="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" path="m5724042,l,,,46799r5724042,l5724042,xe" fillcolor="#a6a6a6" stroked="f">
-                  <v:path arrowok="t"/>
-                </v:shape>
-                <v:shape id="Graphic 537" o:spid="_x0000_s1028" style="position:absolute;left:1898;top:135;width:1893;height:1892;visibility:visible;mso-wrap-style:square;v-text-anchor:top" coordsize="189230,189230" o:gfxdata="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" path="m94500,l57714,7427,27676,27681,7425,57719,,94500r7425,36787l27676,161324r30038,20251l94500,189001r36787,-7426l161324,161324r20251,-30037l189001,94500,181575,57719,161324,27681,131287,7427,94500,xe" fillcolor="#797979" stroked="f">
-                  <v:path arrowok="t"/>
-                </v:shape>
-                <v:shape id="Graphic 538" o:spid="_x0000_s1029" style="position:absolute;left:1898;top:135;width:1893;height:1892;visibility:visible;mso-wrap-style:square;v-text-anchor:top" coordsize="189230,189230" o:gfxdata="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" path="m94500,189001r36787,-7426l161324,161324r20251,-30037l189001,94500,181575,57719,161324,27681,131287,7427,94500,,57714,7427,27676,27681,7425,57719,,94500r7425,36787l27676,161324r30038,20251l94500,189001xe" filled="f" strokecolor="#e0e0e0" strokeweight=".75mm">
-                  <v:path arrowok="t"/>
-                </v:shape>
-                <v:shape id="Graphic 539" o:spid="_x0000_s1030" style="position:absolute;left:4058;top:135;width:1893;height:1892;visibility:visible;mso-wrap-style:square;v-text-anchor:top" coordsize="189230,189230" o:gfxdata="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" path="m94500,l57714,7427,27676,27681,7425,57719,,94500r7425,36787l27676,161324r30038,20251l94500,189001r36787,-7426l161324,161324r20251,-30037l189001,94500,181575,57719,161324,27681,131287,7427,94500,xe" fillcolor="#797979" stroked="f">
-                  <v:path arrowok="t"/>
-                </v:shape>
-                <v:shape id="Graphic 540" o:spid="_x0000_s1031" style="position:absolute;left:4058;top:135;width:1893;height:1892;visibility:visible;mso-wrap-style:square;v-text-anchor:top" coordsize="189230,189230" o:gfxdata="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" path="m94500,189001r36787,-7426l161324,161324r20251,-30037l189001,94500,181575,57719,161324,27681,131287,7427,94500,,57714,7427,27676,27681,7425,57719,,94500r7425,36787l27676,161324r30038,20251l94500,189001xe" filled="f" strokecolor="#e0e0e0" strokeweight=".75mm">
-                  <v:path arrowok="t"/>
-                </v:shape>
-                <v:shape id="Graphic 541" o:spid="_x0000_s1032" style="position:absolute;left:6218;top:135;width:1893;height:1892;visibility:visible;mso-wrap-style:square;v-text-anchor:top" coordsize="189230,189230" o:gfxdata="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" path="m94500,l57714,7427,27676,27681,7425,57719,,94500r7425,36787l27676,161324r30038,20251l94500,189001r36787,-7426l161324,161324r20251,-30037l189001,94500,181575,57719,161324,27681,131287,7427,94500,xe" fillcolor="#797979" stroked="f">
-                  <v:path arrowok="t"/>
-                </v:shape>
-                <v:shape id="Graphic 542" o:spid="_x0000_s1033" style="position:absolute;left:6218;top:135;width:1893;height:1892;visibility:visible;mso-wrap-style:square;v-text-anchor:top" coordsize="189230,189230" o:gfxdata="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" path="m94500,189001r36787,-7426l161324,161324r20251,-30037l189001,94500,181575,57719,161324,27681,131287,7427,94500,,57714,7427,27676,27681,7425,57719,,94500r7425,36787l27676,161324r30038,20251l94500,189001xe" filled="f" strokecolor="#e0e0e0" strokeweight=".75mm">
-                  <v:path arrowok="t"/>
-                </v:shape>
-                <v:shape id="Graphic 543" o:spid="_x0000_s1034" style="position:absolute;left:8378;top:135;width:1893;height:1892;visibility:visible;mso-wrap-style:square;v-text-anchor:top" coordsize="189230,189230" o:gfxdata="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" path="m94500,l57714,7427,27676,27681,7425,57719,,94500r7425,36787l27676,161324r30038,20251l94500,189001r36787,-7426l161324,161324r20251,-30037l189001,94500,181575,57719,161324,27681,131287,7427,94500,xe" fillcolor="#797979" stroked="f">
-                  <v:path arrowok="t"/>
-                </v:shape>
-                <v:shape id="Graphic 544" o:spid="_x0000_s1035" style="position:absolute;left:8378;top:135;width:1893;height:1892;visibility:visible;mso-wrap-style:square;v-text-anchor:top" coordsize="189230,189230" o:gfxdata="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" path="m94500,189001r36787,-7426l161324,161324r20251,-30037l189001,94500,181575,57719,161324,27681,131287,7427,94500,,57714,7427,27676,27681,7425,57719,,94500r7425,36787l27676,161324r30038,20251l94500,189001xe" filled="f" strokecolor="#e0e0e0" strokeweight=".75mm">
-                  <v:path arrowok="t"/>
-                </v:shape>
-                <v:shapetype id="_x0000_t202" coordsize="21600,21600" o:spt="202" path="m,l,21600r21600,l21600,xe">
-                  <v:stroke joinstyle="miter"/>
-                  <v:path gradientshapeok="t" o:connecttype="rect"/>
-                </v:shapetype>
-                <v:shape id="Textbox 545" o:spid="_x0000_s1036" type="#_x0000_t202" style="position:absolute;width:57245;height:2165;visibility:visible;mso-wrap-style:square;v-text-anchor:top" o:gfxdata="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" filled="f" stroked="f">
-                  <v:textbox inset="0,0,0,0">
-                    <w:txbxContent>
-                      <w:p>
-                        <w:pPr>
-                          <w:spacing w:before="57"/>
-                          <w:ind w:left="351"/>
-                          <w:rPr>
-                            <w:rFonts w:ascii="新細明體" w:eastAsia="新細明體"/>
-                            <w:sz w:val="18"/>
-                          </w:rPr>
-                        </w:pPr>
-                        <w:r>
-                          <w:rPr>
-                            <w:rFonts w:ascii="新細明體" w:eastAsia="新細明體" w:hint="eastAsia"/>
-                            <w:color w:val="FFFFFF"/>
-                            <w:w w:val="110"/>
-                            <w:sz w:val="18"/>
-                          </w:rPr>
-                          <w:t>作</w:t>
-                        </w:r>
-                        <w:r>
-                          <w:rPr>
-                            <w:rFonts w:ascii="新細明體" w:eastAsia="新細明體" w:hint="eastAsia"/>
-                            <w:color w:val="FFFFFF"/>
-                            <w:spacing w:val="65"/>
-                            <w:w w:val="150"/>
-                            <w:sz w:val="18"/>
-                          </w:rPr>
-                          <w:t xml:space="preserve"> </w:t>
-                        </w:r>
-                        <w:r>
-                          <w:rPr>
-                            <w:rFonts w:ascii="新細明體" w:eastAsia="新細明體" w:hint="eastAsia"/>
-                            <w:color w:val="FFFFFF"/>
-                            <w:w w:val="110"/>
-                            <w:sz w:val="18"/>
-                          </w:rPr>
-                          <w:t>者</w:t>
-                        </w:r>
-                        <w:r>
-                          <w:rPr>
-                            <w:rFonts w:ascii="新細明體" w:eastAsia="新細明體" w:hint="eastAsia"/>
-                            <w:color w:val="FFFFFF"/>
-                            <w:spacing w:val="73"/>
-                            <w:w w:val="150"/>
-                            <w:sz w:val="18"/>
-                          </w:rPr>
-                          <w:t xml:space="preserve"> </w:t>
-                        </w:r>
-                        <w:r>
-                          <w:rPr>
-                            <w:rFonts w:ascii="新細明體" w:eastAsia="新細明體" w:hint="eastAsia"/>
-                            <w:color w:val="FFFFFF"/>
-                            <w:w w:val="110"/>
-                            <w:sz w:val="18"/>
-                          </w:rPr>
-                          <w:t>簡</w:t>
-                        </w:r>
-                        <w:r>
-                          <w:rPr>
-                            <w:rFonts w:ascii="新細明體" w:eastAsia="新細明體" w:hint="eastAsia"/>
-                            <w:color w:val="FFFFFF"/>
-                            <w:spacing w:val="73"/>
-                            <w:w w:val="150"/>
-                            <w:sz w:val="18"/>
-                          </w:rPr>
-                          <w:t xml:space="preserve"> </w:t>
-                        </w:r>
-                        <w:r>
-                          <w:rPr>
-                            <w:rFonts w:ascii="新細明體" w:eastAsia="新細明體" w:hint="eastAsia"/>
-                            <w:color w:val="FFFFFF"/>
-                            <w:spacing w:val="-10"/>
-                            <w:w w:val="110"/>
-                            <w:sz w:val="18"/>
-                          </w:rPr>
-                          <w:t>介</w:t>
-                        </w:r>
-                      </w:p>
-                    </w:txbxContent>
-                  </v:textbox>
-                </v:shape>
-                <w10:wrap type="topAndBottom" anchorx="page"/>
-              </v:group>
-            </w:pict>
-          </mc:Fallback>
-        </mc:AlternateContent>
-      </w:r>
-      <w:r>
-        <w:rPr>
-          <w:rFonts w:ascii="微軟正黑體" w:eastAsia="微軟正黑體" w:hAnsi="微軟正黑體" w:cs="新細明體"/>
-          <w:noProof/>
-          <w:spacing w:val="-7"/>
-          <w:w w:val="105"/>
-          <w:sz w:val="24"/>
-          <w:szCs w:val="24"/>
-          <w:lang w:eastAsia="zh-TW"/>
-        </w:rPr>
-        <mc:AlternateContent>
-          <mc:Choice Requires="wpg">
-            <w:drawing>
-              <wp:anchor distT="0" distB="0" distL="0" distR="0" simplePos="0" relativeHeight="251662336" behindDoc="1" locked="0" layoutInCell="1" allowOverlap="1" wp14:anchorId="1D16EF0D" wp14:editId="13DD86FD">
-                <wp:simplePos x="0" y="0"/>
-                <wp:positionH relativeFrom="page">
-                  <wp:posOffset>840193</wp:posOffset>
-                </wp:positionH>
-                <wp:positionV relativeFrom="paragraph">
-                  <wp:posOffset>205866</wp:posOffset>
-                </wp:positionV>
-                <wp:extent cx="5724525" cy="216535"/>
-                <wp:effectExtent l="0" t="0" r="0" b="0"/>
-                <wp:wrapTopAndBottom/>
-                <wp:docPr id="29" name="Group 535"/>
-                <wp:cNvGraphicFramePr>
-                  <a:graphicFrameLocks xmlns:a="http://schemas.openxmlformats.org/drawingml/2006/main"/>
-                </wp:cNvGraphicFramePr>
-                <a:graphic xmlns:a="http://schemas.openxmlformats.org/drawingml/2006/main">
-                  <a:graphicData uri="http://schemas.microsoft.com/office/word/2010/wordprocessingGroup">
-                    <wpg:wgp>
-                      <wpg:cNvGrpSpPr>
-                        <a:grpSpLocks/>
-                      </wpg:cNvGrpSpPr>
-                      <wpg:grpSpPr>
-                        <a:xfrm>
-                          <a:off x="0" y="0"/>
-                          <a:ext cx="5724525" cy="216535"/>
-                          <a:chOff x="0" y="0"/>
-                          <a:chExt cx="5724525" cy="216535"/>
-                        </a:xfrm>
-                      </wpg:grpSpPr>
-                      <wps:wsp>
-                        <wps:cNvPr id="30" name="Graphic 536"/>
-                        <wps:cNvSpPr/>
-                        <wps:spPr>
-                          <a:xfrm>
-                            <a:off x="0" y="92848"/>
-                            <a:ext cx="5724525" cy="46990"/>
-                          </a:xfrm>
-                          <a:custGeom>
-                            <a:avLst/>
-                            <a:gdLst/>
-                            <a:ahLst/>
-                            <a:cxnLst/>
-                            <a:rect l="l" t="t" r="r" b="b"/>
-                            <a:pathLst>
-                              <a:path w="5724525" h="46990">
-                                <a:moveTo>
-                                  <a:pt x="5724042" y="0"/>
-                                </a:moveTo>
-                                <a:lnTo>
-                                  <a:pt x="0" y="0"/>
-                                </a:lnTo>
-                                <a:lnTo>
-                                  <a:pt x="0" y="46799"/>
-                                </a:lnTo>
-                                <a:lnTo>
-                                  <a:pt x="5724042" y="46799"/>
-                                </a:lnTo>
-                                <a:lnTo>
-                                  <a:pt x="5724042" y="0"/>
-                                </a:lnTo>
-                                <a:close/>
-                              </a:path>
-                            </a:pathLst>
-                          </a:custGeom>
-                          <a:solidFill>
-                            <a:srgbClr val="A6A6A6"/>
-                          </a:solidFill>
-                        </wps:spPr>
-                        <wps:bodyPr wrap="square" lIns="0" tIns="0" rIns="0" bIns="0" rtlCol="0">
-                          <a:prstTxWarp prst="textNoShape">
-                            <a:avLst/>
-                          </a:prstTxWarp>
-                          <a:noAutofit/>
-                        </wps:bodyPr>
-                      </wps:wsp>
-                      <wps:wsp>
-                        <wps:cNvPr id="31" name="Graphic 537"/>
-                        <wps:cNvSpPr/>
-                        <wps:spPr>
-                          <a:xfrm>
-                            <a:off x="189896" y="13500"/>
-                            <a:ext cx="189230" cy="189230"/>
-                          </a:xfrm>
-                          <a:custGeom>
-                            <a:avLst/>
-                            <a:gdLst/>
-                            <a:ahLst/>
-                            <a:cxnLst/>
-                            <a:rect l="l" t="t" r="r" b="b"/>
-                            <a:pathLst>
-                              <a:path w="189230" h="189230">
-                                <a:moveTo>
-                                  <a:pt x="94500" y="0"/>
-                                </a:moveTo>
-                                <a:lnTo>
-                                  <a:pt x="57714" y="7427"/>
-                                </a:lnTo>
-                                <a:lnTo>
-                                  <a:pt x="27676" y="27681"/>
-                                </a:lnTo>
-                                <a:lnTo>
-                                  <a:pt x="7425" y="57719"/>
-                                </a:lnTo>
-                                <a:lnTo>
-                                  <a:pt x="0" y="94500"/>
-                                </a:lnTo>
-                                <a:lnTo>
-                                  <a:pt x="7425" y="131287"/>
-                                </a:lnTo>
-                                <a:lnTo>
-                                  <a:pt x="27676" y="161324"/>
-                                </a:lnTo>
-                                <a:lnTo>
-                                  <a:pt x="57714" y="181575"/>
-                                </a:lnTo>
-                                <a:lnTo>
-                                  <a:pt x="94500" y="189001"/>
-                                </a:lnTo>
-                                <a:lnTo>
-                                  <a:pt x="131287" y="181575"/>
-                                </a:lnTo>
-                                <a:lnTo>
-                                  <a:pt x="161324" y="161324"/>
-                                </a:lnTo>
-                                <a:lnTo>
-                                  <a:pt x="181575" y="131287"/>
-                                </a:lnTo>
-                                <a:lnTo>
-                                  <a:pt x="189001" y="94500"/>
-                                </a:lnTo>
-                                <a:lnTo>
-                                  <a:pt x="181575" y="57719"/>
-                                </a:lnTo>
-                                <a:lnTo>
-                                  <a:pt x="161324" y="27681"/>
-                                </a:lnTo>
-                                <a:lnTo>
-                                  <a:pt x="131287" y="7427"/>
-                                </a:lnTo>
-                                <a:lnTo>
-                                  <a:pt x="94500" y="0"/>
-                                </a:lnTo>
-                                <a:close/>
-                              </a:path>
-                            </a:pathLst>
-                          </a:custGeom>
-                          <a:solidFill>
-                            <a:srgbClr val="797979"/>
-                          </a:solidFill>
-                        </wps:spPr>
-                        <wps:bodyPr wrap="square" lIns="0" tIns="0" rIns="0" bIns="0" rtlCol="0">
-                          <a:prstTxWarp prst="textNoShape">
-                            <a:avLst/>
-                          </a:prstTxWarp>
-                          <a:noAutofit/>
-                        </wps:bodyPr>
-                      </wps:wsp>
-                      <wps:wsp>
-                        <wps:cNvPr id="32" name="Graphic 538"/>
-                        <wps:cNvSpPr/>
-                        <wps:spPr>
-                          <a:xfrm>
-                            <a:off x="189896" y="13500"/>
-                            <a:ext cx="189230" cy="189230"/>
-                          </a:xfrm>
-                          <a:custGeom>
-                            <a:avLst/>
-                            <a:gdLst/>
-                            <a:ahLst/>
-                            <a:cxnLst/>
-                            <a:rect l="l" t="t" r="r" b="b"/>
-                            <a:pathLst>
-                              <a:path w="189230" h="189230">
-                                <a:moveTo>
-                                  <a:pt x="94500" y="189001"/>
-                                </a:moveTo>
-                                <a:lnTo>
-                                  <a:pt x="131287" y="181575"/>
-                                </a:lnTo>
-                                <a:lnTo>
-                                  <a:pt x="161324" y="161324"/>
-                                </a:lnTo>
-                                <a:lnTo>
-                                  <a:pt x="181575" y="131287"/>
-                                </a:lnTo>
-                                <a:lnTo>
-                                  <a:pt x="189001" y="94500"/>
-                                </a:lnTo>
-                                <a:lnTo>
-                                  <a:pt x="181575" y="57719"/>
-                                </a:lnTo>
-                                <a:lnTo>
-                                  <a:pt x="161324" y="27681"/>
-                                </a:lnTo>
-                                <a:lnTo>
-                                  <a:pt x="131287" y="7427"/>
-                                </a:lnTo>
-                                <a:lnTo>
-                                  <a:pt x="94500" y="0"/>
-                                </a:lnTo>
-                                <a:lnTo>
-                                  <a:pt x="57714" y="7427"/>
-                                </a:lnTo>
-                                <a:lnTo>
-                                  <a:pt x="27676" y="27681"/>
-                                </a:lnTo>
-                                <a:lnTo>
-                                  <a:pt x="7425" y="57719"/>
-                                </a:lnTo>
-                                <a:lnTo>
-                                  <a:pt x="0" y="94500"/>
-                                </a:lnTo>
-                                <a:lnTo>
-                                  <a:pt x="7425" y="131287"/>
-                                </a:lnTo>
-                                <a:lnTo>
-                                  <a:pt x="27676" y="161324"/>
-                                </a:lnTo>
-                                <a:lnTo>
-                                  <a:pt x="57714" y="181575"/>
-                                </a:lnTo>
-                                <a:lnTo>
-                                  <a:pt x="94500" y="189001"/>
-                                </a:lnTo>
-                                <a:close/>
-                              </a:path>
-                            </a:pathLst>
-                          </a:custGeom>
-                          <a:ln w="27000">
-                            <a:solidFill>
-                              <a:srgbClr val="E0E0E0"/>
-                            </a:solidFill>
-                            <a:prstDash val="solid"/>
-                          </a:ln>
-                        </wps:spPr>
-                        <wps:bodyPr wrap="square" lIns="0" tIns="0" rIns="0" bIns="0" rtlCol="0">
-                          <a:prstTxWarp prst="textNoShape">
-                            <a:avLst/>
-                          </a:prstTxWarp>
-                          <a:noAutofit/>
-                        </wps:bodyPr>
-                      </wps:wsp>
-                      <wps:wsp>
-                        <wps:cNvPr id="33" name="Graphic 539"/>
-                        <wps:cNvSpPr/>
-                        <wps:spPr>
-                          <a:xfrm>
-                            <a:off x="405895" y="13500"/>
-                            <a:ext cx="189230" cy="189230"/>
-                          </a:xfrm>
-                          <a:custGeom>
-                            <a:avLst/>
-                            <a:gdLst/>
-                            <a:ahLst/>
-                            <a:cxnLst/>
-                            <a:rect l="l" t="t" r="r" b="b"/>
-                            <a:pathLst>
-                              <a:path w="189230" h="189230">
-                                <a:moveTo>
-                                  <a:pt x="94500" y="0"/>
-                                </a:moveTo>
-                                <a:lnTo>
-                                  <a:pt x="57714" y="7427"/>
-                                </a:lnTo>
-                                <a:lnTo>
-                                  <a:pt x="27676" y="27681"/>
-                                </a:lnTo>
-                                <a:lnTo>
-                                  <a:pt x="7425" y="57719"/>
-                                </a:lnTo>
-                                <a:lnTo>
-                                  <a:pt x="0" y="94500"/>
-                                </a:lnTo>
-                                <a:lnTo>
-                                  <a:pt x="7425" y="131287"/>
-                                </a:lnTo>
-                                <a:lnTo>
-                                  <a:pt x="27676" y="161324"/>
-                                </a:lnTo>
-                                <a:lnTo>
-                                  <a:pt x="57714" y="181575"/>
-                                </a:lnTo>
-                                <a:lnTo>
-                                  <a:pt x="94500" y="189001"/>
-                                </a:lnTo>
-                                <a:lnTo>
-                                  <a:pt x="131287" y="181575"/>
-                                </a:lnTo>
-                                <a:lnTo>
-                                  <a:pt x="161324" y="161324"/>
-                                </a:lnTo>
-                                <a:lnTo>
-                                  <a:pt x="181575" y="131287"/>
-                                </a:lnTo>
-                                <a:lnTo>
-                                  <a:pt x="189001" y="94500"/>
-                                </a:lnTo>
-                                <a:lnTo>
-                                  <a:pt x="181575" y="57719"/>
-                                </a:lnTo>
-                                <a:lnTo>
-                                  <a:pt x="161324" y="27681"/>
-                                </a:lnTo>
-                                <a:lnTo>
-                                  <a:pt x="131287" y="7427"/>
-                                </a:lnTo>
-                                <a:lnTo>
-                                  <a:pt x="94500" y="0"/>
-                                </a:lnTo>
-                                <a:close/>
-                              </a:path>
-                            </a:pathLst>
-                          </a:custGeom>
-                          <a:solidFill>
-                            <a:srgbClr val="797979"/>
-                          </a:solidFill>
-                        </wps:spPr>
-                        <wps:bodyPr wrap="square" lIns="0" tIns="0" rIns="0" bIns="0" rtlCol="0">
-                          <a:prstTxWarp prst="textNoShape">
-                            <a:avLst/>
-                          </a:prstTxWarp>
-                          <a:noAutofit/>
-                        </wps:bodyPr>
-                      </wps:wsp>
-                      <wps:wsp>
-                        <wps:cNvPr id="34" name="Graphic 540"/>
-                        <wps:cNvSpPr/>
-                        <wps:spPr>
-                          <a:xfrm>
-                            <a:off x="405895" y="13500"/>
-                            <a:ext cx="189230" cy="189230"/>
-                          </a:xfrm>
-                          <a:custGeom>
-                            <a:avLst/>
-                            <a:gdLst/>
-                            <a:ahLst/>
-                            <a:cxnLst/>
-                            <a:rect l="l" t="t" r="r" b="b"/>
-                            <a:pathLst>
-                              <a:path w="189230" h="189230">
-                                <a:moveTo>
-                                  <a:pt x="94500" y="189001"/>
-                                </a:moveTo>
-                                <a:lnTo>
-                                  <a:pt x="131287" y="181575"/>
-                                </a:lnTo>
-                                <a:lnTo>
-                                  <a:pt x="161324" y="161324"/>
-                                </a:lnTo>
-                                <a:lnTo>
-                                  <a:pt x="181575" y="131287"/>
-                                </a:lnTo>
-                                <a:lnTo>
-                                  <a:pt x="189001" y="94500"/>
-                                </a:lnTo>
-                                <a:lnTo>
-                                  <a:pt x="181575" y="57719"/>
-                                </a:lnTo>
-                                <a:lnTo>
-                                  <a:pt x="161324" y="27681"/>
-                                </a:lnTo>
-                                <a:lnTo>
-                                  <a:pt x="131287" y="7427"/>
-                                </a:lnTo>
-                                <a:lnTo>
-                                  <a:pt x="94500" y="0"/>
-                                </a:lnTo>
-                                <a:lnTo>
-                                  <a:pt x="57714" y="7427"/>
-                                </a:lnTo>
-                                <a:lnTo>
-                                  <a:pt x="27676" y="27681"/>
-                                </a:lnTo>
-                                <a:lnTo>
-                                  <a:pt x="7425" y="57719"/>
-                                </a:lnTo>
-                                <a:lnTo>
-                                  <a:pt x="0" y="94500"/>
-                                </a:lnTo>
-                                <a:lnTo>
-                                  <a:pt x="7425" y="131287"/>
-                                </a:lnTo>
-                                <a:lnTo>
-                                  <a:pt x="27676" y="161324"/>
-                                </a:lnTo>
-                                <a:lnTo>
-                                  <a:pt x="57714" y="181575"/>
-                                </a:lnTo>
-                                <a:lnTo>
-                                  <a:pt x="94500" y="189001"/>
-                                </a:lnTo>
-                                <a:close/>
-                              </a:path>
-                            </a:pathLst>
-                          </a:custGeom>
-                          <a:ln w="27000">
-                            <a:solidFill>
-                              <a:srgbClr val="E0E0E0"/>
-                            </a:solidFill>
-                            <a:prstDash val="solid"/>
-                          </a:ln>
-                        </wps:spPr>
-                        <wps:bodyPr wrap="square" lIns="0" tIns="0" rIns="0" bIns="0" rtlCol="0">
-                          <a:prstTxWarp prst="textNoShape">
-                            <a:avLst/>
-                          </a:prstTxWarp>
-                          <a:noAutofit/>
-                        </wps:bodyPr>
-                      </wps:wsp>
-                      <wps:wsp>
-                        <wps:cNvPr id="35" name="Graphic 541"/>
-                        <wps:cNvSpPr/>
-                        <wps:spPr>
-                          <a:xfrm>
-                            <a:off x="621896" y="13500"/>
-                            <a:ext cx="189230" cy="189230"/>
-                          </a:xfrm>
-                          <a:custGeom>
-                            <a:avLst/>
-                            <a:gdLst/>
-                            <a:ahLst/>
-                            <a:cxnLst/>
-                            <a:rect l="l" t="t" r="r" b="b"/>
-                            <a:pathLst>
-                              <a:path w="189230" h="189230">
-                                <a:moveTo>
-                                  <a:pt x="94500" y="0"/>
-                                </a:moveTo>
-                                <a:lnTo>
-                                  <a:pt x="57714" y="7427"/>
-                                </a:lnTo>
-                                <a:lnTo>
-                                  <a:pt x="27676" y="27681"/>
-                                </a:lnTo>
-                                <a:lnTo>
-                                  <a:pt x="7425" y="57719"/>
-                                </a:lnTo>
-                                <a:lnTo>
-                                  <a:pt x="0" y="94500"/>
-                                </a:lnTo>
-                                <a:lnTo>
-                                  <a:pt x="7425" y="131287"/>
-                                </a:lnTo>
-                                <a:lnTo>
-                                  <a:pt x="27676" y="161324"/>
-                                </a:lnTo>
-                                <a:lnTo>
-                                  <a:pt x="57714" y="181575"/>
-                                </a:lnTo>
-                                <a:lnTo>
-                                  <a:pt x="94500" y="189001"/>
-                                </a:lnTo>
-                                <a:lnTo>
-                                  <a:pt x="131287" y="181575"/>
-                                </a:lnTo>
-                                <a:lnTo>
-                                  <a:pt x="161324" y="161324"/>
-                                </a:lnTo>
-                                <a:lnTo>
-                                  <a:pt x="181575" y="131287"/>
-                                </a:lnTo>
-                                <a:lnTo>
-                                  <a:pt x="189001" y="94500"/>
-                                </a:lnTo>
-                                <a:lnTo>
-                                  <a:pt x="181575" y="57719"/>
-                                </a:lnTo>
-                                <a:lnTo>
-                                  <a:pt x="161324" y="27681"/>
-                                </a:lnTo>
-                                <a:lnTo>
-                                  <a:pt x="131287" y="7427"/>
-                                </a:lnTo>
-                                <a:lnTo>
-                                  <a:pt x="94500" y="0"/>
-                                </a:lnTo>
-                                <a:close/>
-                              </a:path>
-                            </a:pathLst>
-                          </a:custGeom>
-                          <a:solidFill>
-                            <a:srgbClr val="797979"/>
-                          </a:solidFill>
-                        </wps:spPr>
-                        <wps:bodyPr wrap="square" lIns="0" tIns="0" rIns="0" bIns="0" rtlCol="0">
-                          <a:prstTxWarp prst="textNoShape">
-                            <a:avLst/>
-                          </a:prstTxWarp>
-                          <a:noAutofit/>
-                        </wps:bodyPr>
-                      </wps:wsp>
-                      <wps:wsp>
-                        <wps:cNvPr id="36" name="Graphic 542"/>
-                        <wps:cNvSpPr/>
-                        <wps:spPr>
-                          <a:xfrm>
-                            <a:off x="621896" y="13500"/>
-                            <a:ext cx="189230" cy="189230"/>
-                          </a:xfrm>
-                          <a:custGeom>
-                            <a:avLst/>
-                            <a:gdLst/>
-                            <a:ahLst/>
-                            <a:cxnLst/>
-                            <a:rect l="l" t="t" r="r" b="b"/>
-                            <a:pathLst>
-                              <a:path w="189230" h="189230">
-                                <a:moveTo>
-                                  <a:pt x="94500" y="189001"/>
-                                </a:moveTo>
-                                <a:lnTo>
-                                  <a:pt x="131287" y="181575"/>
-                                </a:lnTo>
-                                <a:lnTo>
-                                  <a:pt x="161324" y="161324"/>
-                                </a:lnTo>
-                                <a:lnTo>
-                                  <a:pt x="181575" y="131287"/>
-                                </a:lnTo>
-                                <a:lnTo>
-                                  <a:pt x="189001" y="94500"/>
-                                </a:lnTo>
-                                <a:lnTo>
-                                  <a:pt x="181575" y="57719"/>
-                                </a:lnTo>
-                                <a:lnTo>
-                                  <a:pt x="161324" y="27681"/>
-                                </a:lnTo>
-                                <a:lnTo>
-                                  <a:pt x="131287" y="7427"/>
-                                </a:lnTo>
-                                <a:lnTo>
-                                  <a:pt x="94500" y="0"/>
-                                </a:lnTo>
-                                <a:lnTo>
-                                  <a:pt x="57714" y="7427"/>
-                                </a:lnTo>
-                                <a:lnTo>
-                                  <a:pt x="27676" y="27681"/>
-                                </a:lnTo>
-                                <a:lnTo>
-                                  <a:pt x="7425" y="57719"/>
-                                </a:lnTo>
-                                <a:lnTo>
-                                  <a:pt x="0" y="94500"/>
-                                </a:lnTo>
-                                <a:lnTo>
-                                  <a:pt x="7425" y="131287"/>
-                                </a:lnTo>
-                                <a:lnTo>
-                                  <a:pt x="27676" y="161324"/>
-                                </a:lnTo>
-                                <a:lnTo>
-                                  <a:pt x="57714" y="181575"/>
-                                </a:lnTo>
-                                <a:lnTo>
-                                  <a:pt x="94500" y="189001"/>
-                                </a:lnTo>
-                                <a:close/>
-                              </a:path>
-                            </a:pathLst>
-                          </a:custGeom>
-                          <a:ln w="27000">
-                            <a:solidFill>
-                              <a:srgbClr val="E0E0E0"/>
-                            </a:solidFill>
-                            <a:prstDash val="solid"/>
-                          </a:ln>
-                        </wps:spPr>
-                        <wps:bodyPr wrap="square" lIns="0" tIns="0" rIns="0" bIns="0" rtlCol="0">
-                          <a:prstTxWarp prst="textNoShape">
-                            <a:avLst/>
-                          </a:prstTxWarp>
-                          <a:noAutofit/>
-                        </wps:bodyPr>
-                      </wps:wsp>
-                      <wps:wsp>
-                        <wps:cNvPr id="37" name="Graphic 543"/>
-                        <wps:cNvSpPr/>
-                        <wps:spPr>
-                          <a:xfrm>
-                            <a:off x="837896" y="13500"/>
-                            <a:ext cx="189230" cy="189230"/>
-                          </a:xfrm>
-                          <a:custGeom>
-                            <a:avLst/>
-                            <a:gdLst/>
-                            <a:ahLst/>
-                            <a:cxnLst/>
-                            <a:rect l="l" t="t" r="r" b="b"/>
-                            <a:pathLst>
-                              <a:path w="189230" h="189230">
-                                <a:moveTo>
-                                  <a:pt x="94500" y="0"/>
-                                </a:moveTo>
-                                <a:lnTo>
-                                  <a:pt x="57714" y="7427"/>
-                                </a:lnTo>
-                                <a:lnTo>
-                                  <a:pt x="27676" y="27681"/>
-                                </a:lnTo>
-                                <a:lnTo>
-                                  <a:pt x="7425" y="57719"/>
-                                </a:lnTo>
-                                <a:lnTo>
-                                  <a:pt x="0" y="94500"/>
-                                </a:lnTo>
-                                <a:lnTo>
-                                  <a:pt x="7425" y="131287"/>
-                                </a:lnTo>
-                                <a:lnTo>
-                                  <a:pt x="27676" y="161324"/>
-                                </a:lnTo>
-                                <a:lnTo>
-                                  <a:pt x="57714" y="181575"/>
-                                </a:lnTo>
-                                <a:lnTo>
-                                  <a:pt x="94500" y="189001"/>
-                                </a:lnTo>
-                                <a:lnTo>
-                                  <a:pt x="131287" y="181575"/>
-                                </a:lnTo>
-                                <a:lnTo>
-                                  <a:pt x="161324" y="161324"/>
-                                </a:lnTo>
-                                <a:lnTo>
-                                  <a:pt x="181575" y="131287"/>
-                                </a:lnTo>
-                                <a:lnTo>
-                                  <a:pt x="189001" y="94500"/>
-                                </a:lnTo>
-                                <a:lnTo>
-                                  <a:pt x="181575" y="57719"/>
-                                </a:lnTo>
-                                <a:lnTo>
-                                  <a:pt x="161324" y="27681"/>
-                                </a:lnTo>
-                                <a:lnTo>
-                                  <a:pt x="131287" y="7427"/>
-                                </a:lnTo>
-                                <a:lnTo>
-                                  <a:pt x="94500" y="0"/>
-                                </a:lnTo>
-                                <a:close/>
-                              </a:path>
-                            </a:pathLst>
-                          </a:custGeom>
-                          <a:solidFill>
-                            <a:srgbClr val="797979"/>
-                          </a:solidFill>
-                        </wps:spPr>
-                        <wps:bodyPr wrap="square" lIns="0" tIns="0" rIns="0" bIns="0" rtlCol="0">
-                          <a:prstTxWarp prst="textNoShape">
-                            <a:avLst/>
-                          </a:prstTxWarp>
-                          <a:noAutofit/>
-                        </wps:bodyPr>
-                      </wps:wsp>
-                      <wps:wsp>
-                        <wps:cNvPr id="38" name="Graphic 544"/>
-                        <wps:cNvSpPr/>
-                        <wps:spPr>
-                          <a:xfrm>
-                            <a:off x="837896" y="13500"/>
-                            <a:ext cx="189230" cy="189230"/>
-                          </a:xfrm>
-                          <a:custGeom>
-                            <a:avLst/>
-                            <a:gdLst/>
-                            <a:ahLst/>
-                            <a:cxnLst/>
-                            <a:rect l="l" t="t" r="r" b="b"/>
-                            <a:pathLst>
-                              <a:path w="189230" h="189230">
-                                <a:moveTo>
-                                  <a:pt x="94500" y="189001"/>
-                                </a:moveTo>
-                                <a:lnTo>
-                                  <a:pt x="131287" y="181575"/>
-                                </a:lnTo>
-                                <a:lnTo>
-                                  <a:pt x="161324" y="161324"/>
-                                </a:lnTo>
-                                <a:lnTo>
-                                  <a:pt x="181575" y="131287"/>
-                                </a:lnTo>
-                                <a:lnTo>
-                                  <a:pt x="189001" y="94500"/>
-                                </a:lnTo>
-                                <a:lnTo>
-                                  <a:pt x="181575" y="57719"/>
-                                </a:lnTo>
-                                <a:lnTo>
-                                  <a:pt x="161324" y="27681"/>
-                                </a:lnTo>
-                                <a:lnTo>
-                                  <a:pt x="131287" y="7427"/>
-                                </a:lnTo>
-                                <a:lnTo>
-                                  <a:pt x="94500" y="0"/>
-                                </a:lnTo>
-                                <a:lnTo>
-                                  <a:pt x="57714" y="7427"/>
-                                </a:lnTo>
-                                <a:lnTo>
-                                  <a:pt x="27676" y="27681"/>
-                                </a:lnTo>
-                                <a:lnTo>
-                                  <a:pt x="7425" y="57719"/>
-                                </a:lnTo>
-                                <a:lnTo>
-                                  <a:pt x="0" y="94500"/>
-                                </a:lnTo>
-                                <a:lnTo>
-                                  <a:pt x="7425" y="131287"/>
-                                </a:lnTo>
-                                <a:lnTo>
-                                  <a:pt x="27676" y="161324"/>
-                                </a:lnTo>
-                                <a:lnTo>
-                                  <a:pt x="57714" y="181575"/>
-                                </a:lnTo>
-                                <a:lnTo>
-                                  <a:pt x="94500" y="189001"/>
-                                </a:lnTo>
-                                <a:close/>
-                              </a:path>
-                            </a:pathLst>
-                          </a:custGeom>
-                          <a:ln w="27000">
-                            <a:solidFill>
-                              <a:srgbClr val="E0E0E0"/>
-                            </a:solidFill>
-                            <a:prstDash val="solid"/>
-                          </a:ln>
-                        </wps:spPr>
-                        <wps:bodyPr wrap="square" lIns="0" tIns="0" rIns="0" bIns="0" rtlCol="0">
-                          <a:prstTxWarp prst="textNoShape">
-                            <a:avLst/>
-                          </a:prstTxWarp>
-                          <a:noAutofit/>
-                        </wps:bodyPr>
-                      </wps:wsp>
-                      <wps:wsp>
-                        <wps:cNvPr id="39" name="Textbox 545"/>
-                        <wps:cNvSpPr txBox="1"/>
-                        <wps:spPr>
-                          <a:xfrm>
-                            <a:off x="0" y="0"/>
-                            <a:ext cx="5724525" cy="216535"/>
-                          </a:xfrm>
-                          <a:prstGeom prst="rect">
-                            <a:avLst/>
-                          </a:prstGeom>
-                        </wps:spPr>
-                        <wps:txbx>
-                          <w:txbxContent>
-                            <w:p>
-                              <w:pPr>
-                                <w:spacing w:before="57"/>
-                                <w:ind w:left="351"/>
-                                <w:rPr>
-                                  <w:rFonts w:ascii="新細明體" w:eastAsia="新細明體"/>
-                                  <w:sz w:val="18"/>
-                                </w:rPr>
-                              </w:pPr>
-                              <w:r>
-                                <w:rPr>
-                                  <w:rFonts w:ascii="新細明體" w:eastAsia="新細明體" w:hint="eastAsia"/>
-                                  <w:color w:val="FFFFFF"/>
-                                  <w:w w:val="110"/>
-                                  <w:sz w:val="18"/>
-                                </w:rPr>
-                                <w:t>作</w:t>
-                              </w:r>
-                              <w:r>
-                                <w:rPr>
-                                  <w:rFonts w:ascii="新細明體" w:eastAsia="新細明體" w:hint="eastAsia"/>
-                                  <w:color w:val="FFFFFF"/>
-                                  <w:spacing w:val="65"/>
-                                  <w:w w:val="150"/>
-                                  <w:sz w:val="18"/>
-                                </w:rPr>
-                                <w:t xml:space="preserve"> </w:t>
-                              </w:r>
-                              <w:r>
-                                <w:rPr>
-                                  <w:rFonts w:ascii="新細明體" w:eastAsia="新細明體" w:hint="eastAsia"/>
-                                  <w:color w:val="FFFFFF"/>
-                                  <w:w w:val="110"/>
-                                  <w:sz w:val="18"/>
-                                </w:rPr>
-                                <w:t>者</w:t>
-                              </w:r>
-                              <w:r>
-                                <w:rPr>
-                                  <w:rFonts w:ascii="新細明體" w:eastAsia="新細明體" w:hint="eastAsia"/>
-                                  <w:color w:val="FFFFFF"/>
-                                  <w:spacing w:val="73"/>
-                                  <w:w w:val="150"/>
-                                  <w:sz w:val="18"/>
-                                </w:rPr>
-                                <w:t xml:space="preserve"> </w:t>
-                              </w:r>
-                              <w:r>
-                                <w:rPr>
-                                  <w:rFonts w:ascii="新細明體" w:eastAsia="新細明體" w:hint="eastAsia"/>
-                                  <w:color w:val="FFFFFF"/>
-                                  <w:w w:val="110"/>
-                                  <w:sz w:val="18"/>
-                                </w:rPr>
-                                <w:t>簡</w:t>
-                              </w:r>
-                              <w:r>
-                                <w:rPr>
-                                  <w:rFonts w:ascii="新細明體" w:eastAsia="新細明體" w:hint="eastAsia"/>
-                                  <w:color w:val="FFFFFF"/>
-                                  <w:spacing w:val="73"/>
-                                  <w:w w:val="150"/>
-                                  <w:sz w:val="18"/>
-                                </w:rPr>
-                                <w:t xml:space="preserve"> </w:t>
-                              </w:r>
-                              <w:r>
-                                <w:rPr>
-                                  <w:rFonts w:ascii="新細明體" w:eastAsia="新細明體" w:hint="eastAsia"/>
-                                  <w:color w:val="FFFFFF"/>
-                                  <w:spacing w:val="-10"/>
-                                  <w:w w:val="110"/>
-                                  <w:sz w:val="18"/>
-                                </w:rPr>
-                                <w:t>介</w:t>
-                              </w:r>
-                            </w:p>
-                          </w:txbxContent>
-                        </wps:txbx>
-                        <wps:bodyPr wrap="square" lIns="0" tIns="0" rIns="0" bIns="0" rtlCol="0">
-                          <a:noAutofit/>
-                        </wps:bodyPr>
-                      </wps:wsp>
-                    </wpg:wgp>
-                  </a:graphicData>
-                </a:graphic>
-              </wp:anchor>
-            </w:drawing>
-          </mc:Choice>
-          <mc:Fallback>
-            <w:pict>
-              <v:group w14:anchorId="1D16EF0D" id="_x0000_s1037" style="position:absolute;left:0;text-align:left;margin-left:66.15pt;margin-top:16.2pt;width:450.75pt;height:17.05pt;z-index:-251654144;mso-wrap-distance-left:0;mso-wrap-distance-right:0;mso-position-horizontal-relative:page" coordsize="57245,2165" o:gfxdata="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">
-                <v:shape id="Graphic 536" o:spid="_x0000_s1038" style="position:absolute;top:928;width:57245;height:470;visibility:visible;mso-wrap-style:square;v-text-anchor:top" coordsize="5724525,46990" o:gfxdata="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" path="m5724042,l,,,46799r5724042,l5724042,xe" fillcolor="#a6a6a6" stroked="f">
-                  <v:path arrowok="t"/>
-                </v:shape>
-                <v:shape id="Graphic 537" o:spid="_x0000_s1039" style="position:absolute;left:1898;top:135;width:1893;height:1892;visibility:visible;mso-wrap-style:square;v-text-anchor:top" coordsize="189230,189230" o:gfxdata="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" path="m94500,l57714,7427,27676,27681,7425,57719,,94500r7425,36787l27676,161324r30038,20251l94500,189001r36787,-7426l161324,161324r20251,-30037l189001,94500,181575,57719,161324,27681,131287,7427,94500,xe" fillcolor="#797979" stroked="f">
-                  <v:path arrowok="t"/>
-                </v:shape>
-                <v:shape id="Graphic 538" o:spid="_x0000_s1040" style="position:absolute;left:1898;top:135;width:1893;height:1892;visibility:visible;mso-wrap-style:square;v-text-anchor:top" coordsize="189230,189230" o:gfxdata="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" path="m94500,189001r36787,-7426l161324,161324r20251,-30037l189001,94500,181575,57719,161324,27681,131287,7427,94500,,57714,7427,27676,27681,7425,57719,,94500r7425,36787l27676,161324r30038,20251l94500,189001xe" filled="f" strokecolor="#e0e0e0" strokeweight=".75mm">
-                  <v:path arrowok="t"/>
-                </v:shape>
-                <v:shape id="Graphic 539" o:spid="_x0000_s1041" style="position:absolute;left:4058;top:135;width:1893;height:1892;visibility:visible;mso-wrap-style:square;v-text-anchor:top" coordsize="189230,189230" o:gfxdata="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" path="m94500,l57714,7427,27676,27681,7425,57719,,94500r7425,36787l27676,161324r30038,20251l94500,189001r36787,-7426l161324,161324r20251,-30037l189001,94500,181575,57719,161324,27681,131287,7427,94500,xe" fillcolor="#797979" stroked="f">
-                  <v:path arrowok="t"/>
-                </v:shape>
-                <v:shape id="Graphic 540" o:spid="_x0000_s1042" style="position:absolute;left:4058;top:135;width:1893;height:1892;visibility:visible;mso-wrap-style:square;v-text-anchor:top" coordsize="189230,189230" o:gfxdata="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" path="m94500,189001r36787,-7426l161324,161324r20251,-30037l189001,94500,181575,57719,161324,27681,131287,7427,94500,,57714,7427,27676,27681,7425,57719,,94500r7425,36787l27676,161324r30038,20251l94500,189001xe" filled="f" strokecolor="#e0e0e0" strokeweight=".75mm">
-                  <v:path arrowok="t"/>
-                </v:shape>
-                <v:shape id="Graphic 541" o:spid="_x0000_s1043" style="position:absolute;left:6218;top:135;width:1893;height:1892;visibility:visible;mso-wrap-style:square;v-text-anchor:top" coordsize="189230,189230" o:gfxdata="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" path="m94500,l57714,7427,27676,27681,7425,57719,,94500r7425,36787l27676,161324r30038,20251l94500,189001r36787,-7426l161324,161324r20251,-30037l189001,94500,181575,57719,161324,27681,131287,7427,94500,xe" fillcolor="#797979" stroked="f">
-                  <v:path arrowok="t"/>
-                </v:shape>
-                <v:shape id="Graphic 542" o:spid="_x0000_s1044" style="position:absolute;left:6218;top:135;width:1893;height:1892;visibility:visible;mso-wrap-style:square;v-text-anchor:top" coordsize="189230,189230" o:gfxdata="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" path="m94500,189001r36787,-7426l161324,161324r20251,-30037l189001,94500,181575,57719,161324,27681,131287,7427,94500,,57714,7427,27676,27681,7425,57719,,94500r7425,36787l27676,161324r30038,20251l94500,189001xe" filled="f" strokecolor="#e0e0e0" strokeweight=".75mm">
-                  <v:path arrowok="t"/>
-                </v:shape>
-                <v:shape id="Graphic 543" o:spid="_x0000_s1045" style="position:absolute;left:8378;top:135;width:1893;height:1892;visibility:visible;mso-wrap-style:square;v-text-anchor:top" coordsize="189230,189230" o:gfxdata="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" path="m94500,l57714,7427,27676,27681,7425,57719,,94500r7425,36787l27676,161324r30038,20251l94500,189001r36787,-7426l161324,161324r20251,-30037l189001,94500,181575,57719,161324,27681,131287,7427,94500,xe" fillcolor="#797979" stroked="f">
-                  <v:path arrowok="t"/>
-                </v:shape>
-                <v:shape id="Graphic 544" o:spid="_x0000_s1046" style="position:absolute;left:8378;top:135;width:1893;height:1892;visibility:visible;mso-wrap-style:square;v-text-anchor:top" coordsize="189230,189230" o:gfxdata="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" path="m94500,189001r36787,-7426l161324,161324r20251,-30037l189001,94500,181575,57719,161324,27681,131287,7427,94500,,57714,7427,27676,27681,7425,57719,,94500r7425,36787l27676,161324r30038,20251l94500,189001xe" filled="f" strokecolor="#e0e0e0" strokeweight=".75mm">
-                  <v:path arrowok="t"/>
-                </v:shape>
-                <v:shape id="Textbox 545" o:spid="_x0000_s1047" type="#_x0000_t202" style="position:absolute;width:57245;height:2165;visibility:visible;mso-wrap-style:square;v-text-anchor:top" o:gfxdata="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" filled="f" stroked="f">
-                  <v:textbox inset="0,0,0,0">
-                    <w:txbxContent>
-                      <w:p>
-                        <w:pPr>
-                          <w:spacing w:before="57"/>
-                          <w:ind w:left="351"/>
-                          <w:rPr>
-                            <w:rFonts w:ascii="新細明體" w:eastAsia="新細明體"/>
-                            <w:sz w:val="18"/>
-                          </w:rPr>
-                        </w:pPr>
-                        <w:r>
-                          <w:rPr>
-                            <w:rFonts w:ascii="新細明體" w:eastAsia="新細明體" w:hint="eastAsia"/>
-                            <w:color w:val="FFFFFF"/>
-                            <w:w w:val="110"/>
-                            <w:sz w:val="18"/>
-                          </w:rPr>
-                          <w:t>作</w:t>
-                        </w:r>
-                        <w:r>
-                          <w:rPr>
-                            <w:rFonts w:ascii="新細明體" w:eastAsia="新細明體" w:hint="eastAsia"/>
-                            <w:color w:val="FFFFFF"/>
-                            <w:spacing w:val="65"/>
-                            <w:w w:val="150"/>
-                            <w:sz w:val="18"/>
-                          </w:rPr>
-                          <w:t xml:space="preserve"> </w:t>
-                        </w:r>
-                        <w:r>
-                          <w:rPr>
-                            <w:rFonts w:ascii="新細明體" w:eastAsia="新細明體" w:hint="eastAsia"/>
-                            <w:color w:val="FFFFFF"/>
-                            <w:w w:val="110"/>
-                            <w:sz w:val="18"/>
-                          </w:rPr>
-                          <w:t>者</w:t>
-                        </w:r>
-                        <w:r>
-                          <w:rPr>
-                            <w:rFonts w:ascii="新細明體" w:eastAsia="新細明體" w:hint="eastAsia"/>
-                            <w:color w:val="FFFFFF"/>
-                            <w:spacing w:val="73"/>
-                            <w:w w:val="150"/>
-                            <w:sz w:val="18"/>
-                          </w:rPr>
-                          <w:t xml:space="preserve"> </w:t>
-                        </w:r>
-                        <w:r>
-                          <w:rPr>
-                            <w:rFonts w:ascii="新細明體" w:eastAsia="新細明體" w:hint="eastAsia"/>
-                            <w:color w:val="FFFFFF"/>
-                            <w:w w:val="110"/>
-                            <w:sz w:val="18"/>
-                          </w:rPr>
-                          <w:t>簡</w:t>
-                        </w:r>
-                        <w:r>
-                          <w:rPr>
-                            <w:rFonts w:ascii="新細明體" w:eastAsia="新細明體" w:hint="eastAsia"/>
-                            <w:color w:val="FFFFFF"/>
-                            <w:spacing w:val="73"/>
-                            <w:w w:val="150"/>
-                            <w:sz w:val="18"/>
-                          </w:rPr>
-                          <w:t xml:space="preserve"> </w:t>
-                        </w:r>
-                        <w:r>
-                          <w:rPr>
-                            <w:rFonts w:ascii="新細明體" w:eastAsia="新細明體" w:hint="eastAsia"/>
-                            <w:color w:val="FFFFFF"/>
-                            <w:spacing w:val="-10"/>
-                            <w:w w:val="110"/>
-                            <w:sz w:val="18"/>
-                          </w:rPr>
-                          <w:t>介</w:t>
-                        </w:r>
-                      </w:p>
-                    </w:txbxContent>
-                  </v:textbox>
-                </v:shape>
-                <w10:wrap type="topAndBottom" anchorx="page"/>
-              </v:group>
-            </w:pict>
-          </mc:Fallback>
-        </mc:AlternateContent>
-      </w:r>
-      <w:r>
-        <w:rPr>
-          <w:rFonts w:ascii="微軟正黑體" w:eastAsia="微軟正黑體" w:hAnsi="微軟正黑體" w:cs="Calibri" w:hint="eastAsia"/>
-          <w:spacing w:val="-7"/>
-          <w:w w:val="105"/>
-          <w:sz w:val="24"/>
-          <w:szCs w:val="24"/>
-          <w:lang w:eastAsia="zh-TW"/>
-        </w:rPr>
-        <w:t>作者1</w:t>
-      </w:r>
-      <w:r>
-        <w:rPr>
-          <w:rFonts w:ascii="微軟正黑體" w:eastAsia="微軟正黑體" w:hAnsi="微軟正黑體" w:cs="Calibri"/>
-          <w:spacing w:val="-7"/>
-          <w:w w:val="105"/>
-          <w:sz w:val="24"/>
-          <w:szCs w:val="24"/>
-          <w:lang w:eastAsia="zh-TW"/>
-        </w:rPr>
-        <w:t xml:space="preserve"> </w:t>
-      </w:r>
-      <w:r>
-        <w:rPr>
-          <w:rFonts w:ascii="微軟正黑體" w:eastAsia="微軟正黑體" w:hAnsi="微軟正黑體" w:cs="Calibri"/>
-          <w:spacing w:val="7"/>
-          <w:w w:val="105"/>
-          <w:sz w:val="24"/>
-          <w:szCs w:val="24"/>
-          <w:lang w:eastAsia="zh-TW"/>
-        </w:rPr>
-        <w:t>/</w:t>
-      </w:r>
-      <w:r>
-        <w:rPr>
-          <w:rFonts w:ascii="微軟正黑體" w:eastAsia="微軟正黑體" w:hAnsi="微軟正黑體" w:cs="微軟正黑體"/>
-          <w:spacing w:val="-4"/>
-          <w:w w:val="105"/>
-          <w:sz w:val="24"/>
-          <w:szCs w:val="24"/>
-          <w:lang w:eastAsia="zh-TW"/>
-        </w:rPr>
-        <w:t xml:space="preserve"> </w:t>
-      </w:r>
-      <w:r>
-        <w:rPr>
-          <w:rFonts w:ascii="微軟正黑體" w:eastAsia="微軟正黑體" w:hAnsi="微軟正黑體" w:cs="微軟正黑體" w:hint="eastAsia"/>
-          <w:spacing w:val="-4"/>
-          <w:w w:val="105"/>
-          <w:sz w:val="24"/>
-          <w:szCs w:val="24"/>
-          <w:lang w:eastAsia="zh-TW"/>
-        </w:rPr>
-        <w:t>單位名稱</w:t>
-      </w:r>
-      <w:r>
-        <w:rPr>
-          <w:rFonts w:ascii="微軟正黑體" w:eastAsia="微軟正黑體" w:hAnsi="微軟正黑體" w:cs="微軟正黑體"/>
-          <w:spacing w:val="-4"/>
-          <w:w w:val="105"/>
-          <w:sz w:val="24"/>
-          <w:szCs w:val="24"/>
-          <w:lang w:eastAsia="zh-TW"/>
-        </w:rPr>
-        <w:t xml:space="preserve"> / </w:t>
-      </w:r>
-      <w:r>
-        <w:rPr>
-          <w:rFonts w:ascii="微軟正黑體" w:eastAsia="微軟正黑體" w:hAnsi="微軟正黑體" w:cs="微軟正黑體" w:hint="eastAsia"/>
-          <w:spacing w:val="-4"/>
-          <w:w w:val="105"/>
-          <w:sz w:val="24"/>
-          <w:szCs w:val="24"/>
-          <w:lang w:eastAsia="zh-TW"/>
-        </w:rPr>
-        <w:t>職稱</w:t>
-      </w:r>
-    </w:p>
-    <w:p>
-      <w:pPr>
-        <w:spacing w:before="163"/>
-        <w:ind w:left="284"/>
-        <w:rPr>
-          <w:rFonts w:ascii="微軟正黑體" w:eastAsia="微軟正黑體" w:hAnsi="微軟正黑體"/>
-          <w:sz w:val="24"/>
-          <w:szCs w:val="24"/>
-          <w:lang w:eastAsia="zh-TW"/>
-        </w:rPr>
-      </w:pPr>
-      <w:r>
-        <w:rPr>
-          <w:rFonts w:ascii="微軟正黑體" w:eastAsia="微軟正黑體" w:hAnsi="微軟正黑體" w:cs="Calibri" w:hint="eastAsia"/>
-          <w:spacing w:val="-7"/>
-          <w:w w:val="105"/>
-          <w:sz w:val="24"/>
-          <w:szCs w:val="24"/>
-          <w:lang w:eastAsia="zh-TW"/>
-        </w:rPr>
-        <w:t>作者2</w:t>
-      </w:r>
-      <w:r>
-        <w:rPr>
-          <w:rFonts w:ascii="微軟正黑體" w:eastAsia="微軟正黑體" w:hAnsi="微軟正黑體" w:cs="Calibri"/>
-          <w:spacing w:val="-7"/>
-          <w:w w:val="105"/>
-          <w:sz w:val="24"/>
-          <w:szCs w:val="24"/>
-          <w:lang w:eastAsia="zh-TW"/>
-        </w:rPr>
-        <w:t xml:space="preserve"> </w:t>
-      </w:r>
-      <w:r>
-        <w:rPr>
-          <w:rFonts w:ascii="微軟正黑體" w:eastAsia="微軟正黑體" w:hAnsi="微軟正黑體" w:cs="Calibri"/>
-          <w:spacing w:val="7"/>
-          <w:w w:val="105"/>
-          <w:sz w:val="24"/>
-          <w:szCs w:val="24"/>
-          <w:lang w:eastAsia="zh-TW"/>
-        </w:rPr>
-        <w:t>/</w:t>
-      </w:r>
-      <w:r>
-        <w:rPr>
-          <w:rFonts w:ascii="微軟正黑體" w:eastAsia="微軟正黑體" w:hAnsi="微軟正黑體" w:cs="微軟正黑體"/>
-          <w:spacing w:val="-4"/>
-          <w:w w:val="105"/>
-          <w:sz w:val="24"/>
-          <w:szCs w:val="24"/>
-          <w:lang w:eastAsia="zh-TW"/>
-        </w:rPr>
-        <w:t xml:space="preserve"> </w:t>
-      </w:r>
-      <w:r>
-        <w:rPr>
-          <w:rFonts w:ascii="微軟正黑體" w:eastAsia="微軟正黑體" w:hAnsi="微軟正黑體" w:cs="微軟正黑體" w:hint="eastAsia"/>
-          <w:spacing w:val="-4"/>
-          <w:w w:val="105"/>
-          <w:sz w:val="24"/>
-          <w:szCs w:val="24"/>
-          <w:lang w:eastAsia="zh-TW"/>
-        </w:rPr>
-        <w:t>單位名稱</w:t>
-      </w:r>
-      <w:r>
-        <w:rPr>
-          <w:rFonts w:ascii="微軟正黑體" w:eastAsia="微軟正黑體" w:hAnsi="微軟正黑體" w:cs="微軟正黑體"/>
-          <w:spacing w:val="-4"/>
-          <w:w w:val="105"/>
-          <w:sz w:val="24"/>
-          <w:szCs w:val="24"/>
-          <w:lang w:eastAsia="zh-TW"/>
-        </w:rPr>
-        <w:t xml:space="preserve"> / </w:t>
-      </w:r>
-      <w:r>
-        <w:rPr>
-          <w:rFonts w:ascii="微軟正黑體" w:eastAsia="微軟正黑體" w:hAnsi="微軟正黑體" w:cs="微軟正黑體" w:hint="eastAsia"/>
-          <w:spacing w:val="-4"/>
-          <w:w w:val="105"/>
-          <w:sz w:val="24"/>
-          <w:szCs w:val="24"/>
-          <w:lang w:eastAsia="zh-TW"/>
-        </w:rPr>
-        <w:t>職稱</w:t>
-      </w:r>
-    </w:p>
-    <w:p>
-      <w:pPr>
-        <w:pStyle w:val="a3"/>
-        <w:spacing w:before="11"/>
-        <w:rPr>
-          <w:rFonts w:ascii="微軟正黑體" w:eastAsia="微軟正黑體" w:hAnsi="微軟正黑體"/>
-          <w:sz w:val="12"/>
-          <w:lang w:eastAsia="zh-TW"/>
-        </w:rPr>
-      </w:pPr>
-      <w:r>
-        <w:rPr>
-          <w:rFonts w:ascii="微軟正黑體" w:eastAsia="微軟正黑體" w:hAnsi="微軟正黑體"/>
-          <w:noProof/>
-          <w:lang w:val="en-US" w:eastAsia="zh-TW"/>
-        </w:rPr>
-        <mc:AlternateContent>
-          <mc:Choice Requires="wpg">
-            <w:drawing>
-              <wp:anchor distT="0" distB="0" distL="0" distR="0" simplePos="0" relativeHeight="251660288" behindDoc="1" locked="0" layoutInCell="1" allowOverlap="1" wp14:anchorId="0114E055" wp14:editId="18EED72D">
-                <wp:simplePos x="0" y="0"/>
-                <wp:positionH relativeFrom="page">
-                  <wp:posOffset>837006</wp:posOffset>
-                </wp:positionH>
-                <wp:positionV relativeFrom="paragraph">
-                  <wp:posOffset>121508</wp:posOffset>
-                </wp:positionV>
-                <wp:extent cx="5724525" cy="99060"/>
-                <wp:effectExtent l="0" t="0" r="0" b="0"/>
-                <wp:wrapTopAndBottom/>
-                <wp:docPr id="546" name="Group 546"/>
-                <wp:cNvGraphicFramePr>
-                  <a:graphicFrameLocks xmlns:a="http://schemas.openxmlformats.org/drawingml/2006/main"/>
-                </wp:cNvGraphicFramePr>
-                <a:graphic xmlns:a="http://schemas.openxmlformats.org/drawingml/2006/main">
-                  <a:graphicData uri="http://schemas.microsoft.com/office/word/2010/wordprocessingGroup">
-                    <wpg:wgp>
-                      <wpg:cNvGrpSpPr>
-                        <a:grpSpLocks/>
-                      </wpg:cNvGrpSpPr>
-                      <wpg:grpSpPr>
-                        <a:xfrm>
-                          <a:off x="0" y="0"/>
-                          <a:ext cx="5724525" cy="99060"/>
-                          <a:chOff x="0" y="0"/>
-                          <a:chExt cx="5724525" cy="99060"/>
-                        </a:xfrm>
-                      </wpg:grpSpPr>
-                      <wps:wsp>
-                        <wps:cNvPr id="547" name="Graphic 547"/>
-                        <wps:cNvSpPr/>
-                        <wps:spPr>
-                          <a:xfrm>
-                            <a:off x="0" y="40510"/>
-                            <a:ext cx="5724525" cy="18415"/>
-                          </a:xfrm>
-                          <a:custGeom>
-                            <a:avLst/>
-                            <a:gdLst/>
-                            <a:ahLst/>
-                            <a:cxnLst/>
-                            <a:rect l="l" t="t" r="r" b="b"/>
-                            <a:pathLst>
-                              <a:path w="5724525" h="18415">
-                                <a:moveTo>
-                                  <a:pt x="5724004" y="0"/>
-                                </a:moveTo>
-                                <a:lnTo>
-                                  <a:pt x="0" y="0"/>
-                                </a:lnTo>
-                                <a:lnTo>
-                                  <a:pt x="0" y="17995"/>
-                                </a:lnTo>
-                                <a:lnTo>
-                                  <a:pt x="5724004" y="17995"/>
-                                </a:lnTo>
-                                <a:lnTo>
-                                  <a:pt x="5724004" y="0"/>
-                                </a:lnTo>
-                                <a:close/>
-                              </a:path>
-                            </a:pathLst>
-                          </a:custGeom>
-                          <a:solidFill>
-                            <a:srgbClr val="A6A6A6"/>
-                          </a:solidFill>
-                        </wps:spPr>
-                        <wps:bodyPr wrap="square" lIns="0" tIns="0" rIns="0" bIns="0" rtlCol="0">
-                          <a:prstTxWarp prst="textNoShape">
-                            <a:avLst/>
-                          </a:prstTxWarp>
-                          <a:noAutofit/>
-                        </wps:bodyPr>
-                      </wps:wsp>
-                      <wps:wsp>
-                        <wps:cNvPr id="548" name="Graphic 548"/>
-                        <wps:cNvSpPr/>
-                        <wps:spPr>
-                          <a:xfrm>
-                            <a:off x="5321283" y="24301"/>
-                            <a:ext cx="50800" cy="50800"/>
-                          </a:xfrm>
-                          <a:custGeom>
-                            <a:avLst/>
-                            <a:gdLst/>
-                            <a:ahLst/>
-                            <a:cxnLst/>
-                            <a:rect l="l" t="t" r="r" b="b"/>
-                            <a:pathLst>
-                              <a:path w="50800" h="50800">
-                                <a:moveTo>
-                                  <a:pt x="25196" y="0"/>
-                                </a:moveTo>
-                                <a:lnTo>
-                                  <a:pt x="15387" y="1979"/>
-                                </a:lnTo>
-                                <a:lnTo>
-                                  <a:pt x="7378" y="7378"/>
-                                </a:lnTo>
-                                <a:lnTo>
-                                  <a:pt x="1979" y="15387"/>
-                                </a:lnTo>
-                                <a:lnTo>
-                                  <a:pt x="0" y="25196"/>
-                                </a:lnTo>
-                                <a:lnTo>
-                                  <a:pt x="1979" y="35005"/>
-                                </a:lnTo>
-                                <a:lnTo>
-                                  <a:pt x="7378" y="43014"/>
-                                </a:lnTo>
-                                <a:lnTo>
-                                  <a:pt x="15387" y="48413"/>
-                                </a:lnTo>
-                                <a:lnTo>
-                                  <a:pt x="25196" y="50393"/>
-                                </a:lnTo>
-                                <a:lnTo>
-                                  <a:pt x="35005" y="48413"/>
-                                </a:lnTo>
-                                <a:lnTo>
-                                  <a:pt x="43014" y="43014"/>
-                                </a:lnTo>
-                                <a:lnTo>
-                                  <a:pt x="48413" y="35005"/>
-                                </a:lnTo>
-                                <a:lnTo>
-                                  <a:pt x="50393" y="25196"/>
-                                </a:lnTo>
-                                <a:lnTo>
-                                  <a:pt x="48413" y="15387"/>
-                                </a:lnTo>
-                                <a:lnTo>
-                                  <a:pt x="43014" y="7378"/>
-                                </a:lnTo>
-                                <a:lnTo>
-                                  <a:pt x="35005" y="1979"/>
-                                </a:lnTo>
-                                <a:lnTo>
-                                  <a:pt x="25196" y="0"/>
-                                </a:lnTo>
-                                <a:close/>
-                              </a:path>
-                            </a:pathLst>
-                          </a:custGeom>
-                          <a:solidFill>
-                            <a:srgbClr val="FFFFFF"/>
-                          </a:solidFill>
-                        </wps:spPr>
-                        <wps:bodyPr wrap="square" lIns="0" tIns="0" rIns="0" bIns="0" rtlCol="0">
-                          <a:prstTxWarp prst="textNoShape">
-                            <a:avLst/>
-                          </a:prstTxWarp>
-                          <a:noAutofit/>
-                        </wps:bodyPr>
-                      </wps:wsp>
-                      <wps:wsp>
-                        <wps:cNvPr id="549" name="Graphic 549"/>
-                        <wps:cNvSpPr/>
-                        <wps:spPr>
-                          <a:xfrm>
-                            <a:off x="5321283" y="24301"/>
-                            <a:ext cx="50800" cy="50800"/>
-                          </a:xfrm>
-                          <a:custGeom>
-                            <a:avLst/>
-                            <a:gdLst/>
-                            <a:ahLst/>
-                            <a:cxnLst/>
-                            <a:rect l="l" t="t" r="r" b="b"/>
-                            <a:pathLst>
-                              <a:path w="50800" h="50800">
-                                <a:moveTo>
-                                  <a:pt x="25196" y="50393"/>
-                                </a:moveTo>
-                                <a:lnTo>
-                                  <a:pt x="35005" y="48413"/>
-                                </a:lnTo>
-                                <a:lnTo>
-                                  <a:pt x="43014" y="43014"/>
-                                </a:lnTo>
-                                <a:lnTo>
-                                  <a:pt x="48413" y="35005"/>
-                                </a:lnTo>
-                                <a:lnTo>
-                                  <a:pt x="50393" y="25196"/>
-                                </a:lnTo>
-                                <a:lnTo>
-                                  <a:pt x="48413" y="15387"/>
-                                </a:lnTo>
-                                <a:lnTo>
-                                  <a:pt x="43014" y="7378"/>
-                                </a:lnTo>
-                                <a:lnTo>
-                                  <a:pt x="35005" y="1979"/>
-                                </a:lnTo>
-                                <a:lnTo>
-                                  <a:pt x="25196" y="0"/>
-                                </a:lnTo>
-                                <a:lnTo>
-                                  <a:pt x="15387" y="1979"/>
-                                </a:lnTo>
-                                <a:lnTo>
-                                  <a:pt x="7378" y="7378"/>
-                                </a:lnTo>
-                                <a:lnTo>
-                                  <a:pt x="1979" y="15387"/>
-                                </a:lnTo>
-                                <a:lnTo>
-                                  <a:pt x="0" y="25196"/>
-                                </a:lnTo>
-                                <a:lnTo>
-                                  <a:pt x="1979" y="35005"/>
-                                </a:lnTo>
-                                <a:lnTo>
-                                  <a:pt x="7378" y="43014"/>
-                                </a:lnTo>
-                                <a:lnTo>
-                                  <a:pt x="15387" y="48413"/>
-                                </a:lnTo>
-                                <a:lnTo>
-                                  <a:pt x="25196" y="50393"/>
-                                </a:lnTo>
-                                <a:close/>
-                              </a:path>
-                            </a:pathLst>
-                          </a:custGeom>
-                          <a:ln w="12598">
-                            <a:solidFill>
-                              <a:srgbClr val="8C8C8C"/>
-                            </a:solidFill>
-                            <a:prstDash val="solid"/>
-                          </a:ln>
-                        </wps:spPr>
-                        <wps:bodyPr wrap="square" lIns="0" tIns="0" rIns="0" bIns="0" rtlCol="0">
-                          <a:prstTxWarp prst="textNoShape">
-                            <a:avLst/>
-                          </a:prstTxWarp>
-                          <a:noAutofit/>
-                        </wps:bodyPr>
-                      </wps:wsp>
-                      <pic:pic xmlns:pic="http://schemas.openxmlformats.org/drawingml/2006/picture">
-                        <pic:nvPicPr>
-                          <pic:cNvPr id="550" name="Image 550"/>
-                          <pic:cNvPicPr/>
-                        </pic:nvPicPr>
-                        <pic:blipFill>
-                          <a:blip r:embed="rId10" cstate="print"/>
-                          <a:stretch>
-                            <a:fillRect/>
-                          </a:stretch>
-                        </pic:blipFill>
-                        <pic:spPr>
-                          <a:xfrm>
-                            <a:off x="5419904" y="8991"/>
-                            <a:ext cx="81000" cy="81000"/>
-                          </a:xfrm>
-                          <a:prstGeom prst="rect">
-                            <a:avLst/>
-                          </a:prstGeom>
-                        </pic:spPr>
-                      </pic:pic>
-                      <pic:pic xmlns:pic="http://schemas.openxmlformats.org/drawingml/2006/picture">
-                        <pic:nvPicPr>
-                          <pic:cNvPr id="551" name="Image 551"/>
-                          <pic:cNvPicPr/>
-                        </pic:nvPicPr>
-                        <pic:blipFill>
-                          <a:blip r:embed="rId11" cstate="print"/>
-                          <a:stretch>
-                            <a:fillRect/>
-                          </a:stretch>
-                        </pic:blipFill>
-                        <pic:spPr>
-                          <a:xfrm>
-                            <a:off x="5542824" y="0"/>
-                            <a:ext cx="99009" cy="98996"/>
-                          </a:xfrm>
-                          <a:prstGeom prst="rect">
-                            <a:avLst/>
-                          </a:prstGeom>
-                        </pic:spPr>
-                      </pic:pic>
-                    </wpg:wgp>
-                  </a:graphicData>
-                </a:graphic>
-              </wp:anchor>
-            </w:drawing>
-          </mc:Choice>
-          <mc:Fallback>
-            <w:pict>
-              <v:group w14:anchorId="46DBA06C" id="Group 546" o:spid="_x0000_s1026" style="position:absolute;margin-left:65.9pt;margin-top:9.55pt;width:450.75pt;height:7.8pt;z-index:-251656192;mso-wrap-distance-left:0;mso-wrap-distance-right:0;mso-position-horizontal-relative:page" coordsize="57245,990" o:gfxdata="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">
-                <v:shape id="Graphic 547" o:spid="_x0000_s1027" style="position:absolute;top:405;width:57245;height:184;visibility:visible;mso-wrap-style:square;v-text-anchor:top" coordsize="5724525,18415" o:gfxdata="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" path="m5724004,l,,,17995r5724004,l5724004,xe" fillcolor="#a6a6a6" stroked="f">
-                  <v:path arrowok="t"/>
-                </v:shape>
-                <v:shape id="Graphic 548" o:spid="_x0000_s1028" style="position:absolute;left:53212;top:243;width:508;height:508;visibility:visible;mso-wrap-style:square;v-text-anchor:top" coordsize="50800,50800" o:gfxdata="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" path="m25196,l15387,1979,7378,7378,1979,15387,,25196r1979,9809l7378,43014r8009,5399l25196,50393r9809,-1980l43014,43014r5399,-8009l50393,25196,48413,15387,43014,7378,35005,1979,25196,xe" stroked="f">
-                  <v:path arrowok="t"/>
-                </v:shape>
-                <v:shape id="Graphic 549" o:spid="_x0000_s1029" style="position:absolute;left:53212;top:243;width:508;height:508;visibility:visible;mso-wrap-style:square;v-text-anchor:top" coordsize="50800,50800" o:gfxdata="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" path="m25196,50393r9809,-1980l43014,43014r5399,-8009l50393,25196,48413,15387,43014,7378,35005,1979,25196,,15387,1979,7378,7378,1979,15387,,25196r1979,9809l7378,43014r8009,5399l25196,50393xe" filled="f" strokecolor="#8c8c8c" strokeweight=".34994mm">
-                  <v:path arrowok="t"/>
-                </v:shape>
-                <v:shapetype id="_x0000_t75" coordsize="21600,21600" o:spt="75" o:preferrelative="t" path="m@4@5l@4@11@9@11@9@5xe" filled="f" stroked="f">
-                  <v:stroke joinstyle="miter"/>
-                  <v:formulas>
-                    <v:f eqn="if lineDrawn pixelLineWidth 0"/>
-                    <v:f eqn="sum @0 1 0"/>
-                    <v:f eqn="sum 0 0 @1"/>
-                    <v:f eqn="prod @2 1 2"/>
-                    <v:f eqn="prod @3 21600 pixelWidth"/>
-                    <v:f eqn="prod @3 21600 pixelHeight"/>
-                    <v:f eqn="sum @0 0 1"/>
-                    <v:f eqn="prod @6 1 2"/>
-                    <v:f eqn="prod @7 21600 pixelWidth"/>
-                    <v:f eqn="sum @8 21600 0"/>
-                    <v:f eqn="prod @7 21600 pixelHeight"/>
-                    <v:f eqn="sum @10 21600 0"/>
-                  </v:formulas>
-                  <v:path o:extrusionok="f" gradientshapeok="t" o:connecttype="rect"/>
-                  <o:lock v:ext="edit" aspectratio="t"/>
-                </v:shapetype>
-                <v:shape id="Image 550" o:spid="_x0000_s1030" type="#_x0000_t75" style="position:absolute;left:54199;top:89;width:810;height:810;visibility:visible;mso-wrap-style:square" o:gfxdata="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">
-                  <v:imagedata r:id="rId29" o:title=""/>
-                </v:shape>
-                <v:shape id="Image 551" o:spid="_x0000_s1031" type="#_x0000_t75" style="position:absolute;left:55428;width:990;height:989;visibility:visible;mso-wrap-style:square" o:gfxdata="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">
-                  <v:imagedata r:id="rId30" o:title=""/>
-                </v:shape>
-                <w10:wrap type="topAndBottom" anchorx="page"/>
-              </v:group>
-            </w:pict>
-          </mc:Fallback>
-        </mc:AlternateContent>
-      </w:r>
     </w:p>
     <w:sectPr>
-      <w:headerReference w:type="default" r:id="rId31"/>
-      <w:footerReference w:type="default" r:id="rId32"/>
+      <w:headerReference w:type="default" r:id="rId10"/>
+      <w:footerReference w:type="default" r:id="rId11"/>
       <w:type w:val="continuous"/>
       <w:pgSz w:w="12240" w:h="15840"/>
       <w:pgMar w:top="1702" w:right="1123" w:bottom="851" w:left="1123" w:header="720" w:footer="859" w:gutter="0"/>
@@ -4446,7 +2239,7 @@
               <v:stroke joinstyle="miter"/>
               <v:path gradientshapeok="t" o:connecttype="rect"/>
             </v:shapetype>
-            <v:shape id="TextBox 4" o:spid="_x0000_s1048" type="#_x0000_t202" style="position:absolute;margin-left:-44.9pt;margin-top:-30pt;width:206.85pt;height:26.25pt;z-index:251665408;visibility:visible;mso-wrap-style:square;mso-height-percent:0;mso-wrap-distance-left:9pt;mso-wrap-distance-top:0;mso-wrap-distance-right:9pt;mso-wrap-distance-bottom:0;mso-position-horizontal:absolute;mso-position-horizontal-relative:text;mso-position-vertical:absolute;mso-position-vertical-relative:text;mso-height-percent:0;mso-height-relative:margin;v-text-anchor:top" o:gfxdata="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" filled="f" stroked="f">
+            <v:shape id="TextBox 4" o:spid="_x0000_s1026" type="#_x0000_t202" style="position:absolute;margin-left:-44.9pt;margin-top:-30pt;width:206.85pt;height:26.25pt;z-index:251665408;visibility:visible;mso-wrap-style:square;mso-height-percent:0;mso-wrap-distance-left:9pt;mso-wrap-distance-top:0;mso-wrap-distance-right:9pt;mso-wrap-distance-bottom:0;mso-position-horizontal:absolute;mso-position-horizontal-relative:text;mso-position-vertical:absolute;mso-position-vertical-relative:text;mso-height-percent:0;mso-height-relative:margin;v-text-anchor:top" o:gfxdata="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" filled="f" stroked="f">
               <v:textbox inset="0,0,0,0">
                 <w:txbxContent>
                   <w:p>
